--- a/2do Año/Psicoanálisis/3_Guias_de_Estudio/Transversal_ConceptoDeDefensa_Guia.docx
+++ b/2do Año/Psicoanálisis/3_Guias_de_Estudio/Transversal_ConceptoDeDefensa_Guia.docx
@@ -2,6 +2,32 @@
 <file path=word/document.xml><?xml version="1.0" encoding="utf-8"?>
 <w:document xmlns:w="http://schemas.openxmlformats.org/wordprocessingml/2006/main" xmlns:m="http://schemas.openxmlformats.org/officeDocument/2006/math" xmlns:r="http://schemas.openxmlformats.org/officeDocument/2006/relationships" xmlns:o="urn:schemas-microsoft-com:office:office" xmlns:v="urn:schemas-microsoft-com:vml" xmlns:w10="urn:schemas-microsoft-com:office:word" xmlns:a="http://schemas.openxmlformats.org/drawingml/2006/main" xmlns:pic="http://schemas.openxmlformats.org/drawingml/2006/picture" xmlns:wp="http://schemas.openxmlformats.org/drawingml/2006/wordprocessingDrawing">
   <w:body>
+    <w:sdt>
+      <w:sdtPr>
+        <w:docPartObj>
+          <w:docPartGallery w:val="Table of Contents"/>
+          <w:docPartUnique/>
+        </w:docPartObj>
+      </w:sdtPr>
+      <w:sdtContent>
+        <w:p>
+          <w:pPr>
+            <w:pStyle w:val="TOCHeading"/>
+          </w:pPr>
+          <w:r>
+            <w:t xml:space="preserve">Índice</w:t>
+          </w:r>
+        </w:p>
+        <w:p>
+          <w:r>
+            <w:fldChar w:fldCharType="begin" w:dirty="true"/>
+            <w:instrText xml:space="preserve">TOC \o "1-2" \h \z \u</w:instrText>
+            <w:fldChar w:fldCharType="separate"/>
+            <w:fldChar w:fldCharType="end"/>
+          </w:r>
+        </w:p>
+      </w:sdtContent>
+    </w:sdt>
     <w:bookmarkStart w:id="42" w:name="Xbd41196dd1d51faf0a3b61be8b8422c782d6c60"/>
     <w:p>
       <w:pPr>
@@ -13,7 +39,7 @@
     </w:p>
     <w:p>
       <w:pPr>
-        <w:pStyle w:val="BlockText"/>
+        <w:pStyle w:val="RecuadroFuente"/>
       </w:pPr>
       <w:r>
         <w:rPr>
@@ -111,7 +137,7 @@
     </w:p>
     <w:p>
       <w:pPr>
-        <w:pStyle w:val="BlockText"/>
+        <w:pStyle w:val="RecuadroFuente"/>
       </w:pPr>
       <w:r>
         <w:rPr>
@@ -157,7 +183,7 @@
     </w:p>
     <w:p>
       <w:pPr>
-        <w:pStyle w:val="BlockText"/>
+        <w:pStyle w:val="RecuadroIdea"/>
       </w:pPr>
       <w:r>
         <w:rPr>
@@ -1101,6 +1127,7 @@
     <w:p>
       <w:pPr>
         <w:pStyle w:val="Heading2"/>
+        <w:pageBreakBefore/>
       </w:pPr>
       <w:r>
         <w:t xml:space="preserve">1. Primera pregunta — El recorrido de la defensa basada en la represión y el retorno al concepto en 1926</w:t>
@@ -2551,7 +2578,7 @@
     </w:p>
     <w:p>
       <w:pPr>
-        <w:pStyle w:val="BlockText"/>
+        <w:pStyle w:val="RecuadroClave"/>
       </w:pPr>
       <w:r>
         <w:t xml:space="preserve">🔑</w:t>
@@ -2629,6 +2656,7 @@
     <w:p>
       <w:pPr>
         <w:pStyle w:val="Heading2"/>
+        <w:pageBreakBefore/>
       </w:pPr>
       <w:r>
         <w:t xml:space="preserve">2. Segunda pregunta — Las operaciones constitutivas de cada condición de estructura</w:t>
@@ -4352,6 +4380,7 @@
           <w:p>
             <w:pPr>
               <w:pStyle w:val="Compact"/>
+              <w:jc w:val="left"/>
             </w:pPr>
           </w:p>
         </w:tc>
@@ -4360,6 +4389,7 @@
           <w:p>
             <w:pPr>
               <w:pStyle w:val="Compact"/>
+              <w:jc w:val="left"/>
             </w:pPr>
             <w:r>
               <w:rPr>
@@ -4375,6 +4405,7 @@
           <w:p>
             <w:pPr>
               <w:pStyle w:val="Compact"/>
+              <w:jc w:val="left"/>
             </w:pPr>
             <w:r>
               <w:rPr>
@@ -4390,6 +4421,7 @@
           <w:p>
             <w:pPr>
               <w:pStyle w:val="Compact"/>
+              <w:jc w:val="left"/>
             </w:pPr>
             <w:r>
               <w:rPr>
@@ -4407,6 +4439,7 @@
           <w:p>
             <w:pPr>
               <w:pStyle w:val="Compact"/>
+              <w:jc w:val="left"/>
             </w:pPr>
             <w:r>
               <w:t xml:space="preserve">Operación constitutiva</w:t>
@@ -4418,6 +4451,7 @@
           <w:p>
             <w:pPr>
               <w:pStyle w:val="Compact"/>
+              <w:jc w:val="left"/>
             </w:pPr>
             <w:r>
               <w:rPr>
@@ -4433,6 +4467,7 @@
           <w:p>
             <w:pPr>
               <w:pStyle w:val="Compact"/>
+              <w:jc w:val="left"/>
             </w:pPr>
             <w:r>
               <w:rPr>
@@ -4454,6 +4489,7 @@
           <w:p>
             <w:pPr>
               <w:pStyle w:val="Compact"/>
+              <w:jc w:val="left"/>
             </w:pPr>
             <w:r>
               <w:rPr>
@@ -4471,6 +4507,7 @@
           <w:p>
             <w:pPr>
               <w:pStyle w:val="Compact"/>
+              <w:jc w:val="left"/>
             </w:pPr>
             <w:r>
               <w:t xml:space="preserve">Qué hace con la falta en el Otro</w:t>
@@ -4482,6 +4519,7 @@
           <w:p>
             <w:pPr>
               <w:pStyle w:val="Compact"/>
+              <w:jc w:val="left"/>
             </w:pPr>
             <w:r>
               <w:rPr>
@@ -4503,6 +4541,7 @@
           <w:p>
             <w:pPr>
               <w:pStyle w:val="Compact"/>
+              <w:jc w:val="left"/>
             </w:pPr>
             <w:r>
               <w:rPr>
@@ -4521,6 +4560,7 @@
           <w:p>
             <w:pPr>
               <w:pStyle w:val="Compact"/>
+              <w:jc w:val="left"/>
             </w:pPr>
             <w:r>
               <w:t xml:space="preserve">No se inscribió:</w:t>
@@ -4544,6 +4584,7 @@
           <w:p>
             <w:pPr>
               <w:pStyle w:val="Compact"/>
+              <w:jc w:val="left"/>
             </w:pPr>
             <w:r>
               <w:t xml:space="preserve">Precursor freudiano</w:t>
@@ -4555,6 +4596,7 @@
           <w:p>
             <w:pPr>
               <w:pStyle w:val="Compact"/>
+              <w:jc w:val="left"/>
             </w:pPr>
             <w:r>
               <w:t xml:space="preserve">Represión (1894, 1915)</w:t>
@@ -4566,6 +4608,7 @@
           <w:p>
             <w:pPr>
               <w:pStyle w:val="Compact"/>
+              <w:jc w:val="left"/>
             </w:pPr>
             <w:r>
               <w:rPr>
@@ -4587,6 +4630,7 @@
           <w:p>
             <w:pPr>
               <w:pStyle w:val="Compact"/>
+              <w:jc w:val="left"/>
             </w:pPr>
             <w:r>
               <w:rPr>
@@ -4610,6 +4654,7 @@
           <w:p>
             <w:pPr>
               <w:pStyle w:val="Compact"/>
+              <w:jc w:val="left"/>
             </w:pPr>
             <w:r>
               <w:t xml:space="preserve">Clínica</w:t>
@@ -4621,6 +4666,7 @@
           <w:p>
             <w:pPr>
               <w:pStyle w:val="Compact"/>
+              <w:jc w:val="left"/>
             </w:pPr>
             <w:r>
               <w:t xml:space="preserve">De la</w:t>
@@ -4642,6 +4688,7 @@
           <w:p>
             <w:pPr>
               <w:pStyle w:val="Compact"/>
+              <w:jc w:val="left"/>
             </w:pPr>
             <w:r>
               <w:t xml:space="preserve">De la</w:t>
@@ -4663,6 +4710,7 @@
           <w:p>
             <w:pPr>
               <w:pStyle w:val="Compact"/>
+              <w:jc w:val="left"/>
             </w:pPr>
             <w:r>
               <w:t xml:space="preserve">De la</w:t>
@@ -4686,6 +4734,7 @@
           <w:p>
             <w:pPr>
               <w:pStyle w:val="Compact"/>
+              <w:jc w:val="left"/>
             </w:pPr>
             <w:r>
               <w:t xml:space="preserve">Consecuencia</w:t>
@@ -4697,6 +4746,7 @@
           <w:p>
             <w:pPr>
               <w:pStyle w:val="Compact"/>
+              <w:jc w:val="left"/>
             </w:pPr>
             <w:r>
               <w:t xml:space="preserve">Retorno de lo reprimido (síntoma, sueño, acto fallido, chiste)</w:t>
@@ -4708,6 +4758,7 @@
           <w:p>
             <w:pPr>
               <w:pStyle w:val="Compact"/>
+              <w:jc w:val="left"/>
             </w:pPr>
             <w:r>
               <w:rPr>
@@ -4723,6 +4774,7 @@
           <w:p>
             <w:pPr>
               <w:pStyle w:val="Compact"/>
+              <w:jc w:val="left"/>
             </w:pPr>
             <w:r>
               <w:t xml:space="preserve">Fenómenos elementales, suplencias, desencadenamiento</w:t>
@@ -4736,6 +4788,7 @@
           <w:p>
             <w:pPr>
               <w:pStyle w:val="Compact"/>
+              <w:jc w:val="left"/>
             </w:pPr>
             <w:r>
               <w:t xml:space="preserve">Fantasma</w:t>
@@ -4747,6 +4800,7 @@
           <w:p>
             <w:pPr>
               <w:pStyle w:val="Compact"/>
+              <w:jc w:val="left"/>
             </w:pPr>
             <w:r>
               <w:t xml:space="preserve">(</w:t>
@@ -4799,6 +4853,7 @@
           <w:p>
             <w:pPr>
               <w:pStyle w:val="Compact"/>
+              <w:jc w:val="left"/>
             </w:pPr>
             <w:r>
               <w:t xml:space="preserve">Fracaso radical del fantasma</w:t>
@@ -4810,6 +4865,7 @@
           <w:p>
             <w:pPr>
               <w:pStyle w:val="Compact"/>
+              <w:jc w:val="left"/>
             </w:pPr>
           </w:p>
         </w:tc>
@@ -4817,7 +4873,7 @@
     </w:tbl>
     <w:p>
       <w:pPr>
-        <w:pStyle w:val="BlockText"/>
+        <w:pStyle w:val="RecuadroClave"/>
       </w:pPr>
       <w:r>
         <w:t xml:space="preserve">🔑</w:t>
@@ -4882,6 +4938,7 @@
     <w:p>
       <w:pPr>
         <w:pStyle w:val="Heading2"/>
+        <w:pageBreakBefore/>
       </w:pPr>
       <w:r>
         <w:t xml:space="preserve">3. Tercera pregunta — Las variantes defensivas típicas de cada modalidad de la neurosis</w:t>
@@ -6766,6 +6823,7 @@
           <w:p>
             <w:pPr>
               <w:pStyle w:val="Compact"/>
+              <w:jc w:val="left"/>
             </w:pPr>
           </w:p>
         </w:tc>
@@ -6774,6 +6832,7 @@
           <w:p>
             <w:pPr>
               <w:pStyle w:val="Compact"/>
+              <w:jc w:val="left"/>
             </w:pPr>
             <w:r>
               <w:rPr>
@@ -6789,6 +6848,7 @@
           <w:p>
             <w:pPr>
               <w:pStyle w:val="Compact"/>
+              <w:jc w:val="left"/>
             </w:pPr>
             <w:r>
               <w:rPr>
@@ -6804,6 +6864,7 @@
           <w:p>
             <w:pPr>
               <w:pStyle w:val="Compact"/>
+              <w:jc w:val="left"/>
             </w:pPr>
             <w:r>
               <w:rPr>
@@ -6821,6 +6882,7 @@
           <w:p>
             <w:pPr>
               <w:pStyle w:val="Compact"/>
+              <w:jc w:val="left"/>
             </w:pPr>
             <w:r>
               <w:t xml:space="preserve">Defensa principal</w:t>
@@ -6832,6 +6894,7 @@
           <w:p>
             <w:pPr>
               <w:pStyle w:val="Compact"/>
+              <w:jc w:val="left"/>
             </w:pPr>
             <w:r>
               <w:rPr>
@@ -6863,6 +6926,7 @@
           <w:p>
             <w:pPr>
               <w:pStyle w:val="Compact"/>
+              <w:jc w:val="left"/>
             </w:pPr>
             <w:r>
               <w:rPr>
@@ -6894,6 +6958,7 @@
           <w:p>
             <w:pPr>
               <w:pStyle w:val="Compact"/>
+              <w:jc w:val="left"/>
             </w:pPr>
             <w:r>
               <w:rPr>
@@ -6933,6 +6998,7 @@
           <w:p>
             <w:pPr>
               <w:pStyle w:val="Compact"/>
+              <w:jc w:val="left"/>
             </w:pPr>
             <w:r>
               <w:t xml:space="preserve">Procedimientos asociados</w:t>
@@ -6944,6 +7010,7 @@
           <w:p>
             <w:pPr>
               <w:pStyle w:val="Compact"/>
+              <w:jc w:val="left"/>
             </w:pPr>
             <w:r>
               <w:t xml:space="preserve">Asco (síntoma primario); amnesia; formaciones reactivas débiles</w:t>
@@ -6955,6 +7022,7 @@
           <w:p>
             <w:pPr>
               <w:pStyle w:val="Compact"/>
+              <w:jc w:val="left"/>
             </w:pPr>
             <w:r>
               <w:rPr>
@@ -6970,6 +7038,7 @@
           <w:p>
             <w:pPr>
               <w:pStyle w:val="Compact"/>
+              <w:jc w:val="left"/>
             </w:pPr>
             <w:r>
               <w:rPr>
@@ -6990,6 +7059,7 @@
           <w:p>
             <w:pPr>
               <w:pStyle w:val="Compact"/>
+              <w:jc w:val="left"/>
             </w:pPr>
             <w:r>
               <w:t xml:space="preserve">Lo que retorna</w:t>
@@ -7001,6 +7071,7 @@
           <w:p>
             <w:pPr>
               <w:pStyle w:val="Compact"/>
+              <w:jc w:val="left"/>
             </w:pPr>
             <w:r>
               <w:t xml:space="preserve">Síntoma de conversión</w:t>
@@ -7012,6 +7083,7 @@
           <w:p>
             <w:pPr>
               <w:pStyle w:val="Compact"/>
+              <w:jc w:val="left"/>
             </w:pPr>
             <w:r>
               <w:t xml:space="preserve">Representación obsesiva, culpa, ceremoniales</w:t>
@@ -7023,6 +7095,7 @@
           <w:p>
             <w:pPr>
               <w:pStyle w:val="Compact"/>
+              <w:jc w:val="left"/>
             </w:pPr>
             <w:r>
               <w:t xml:space="preserve">Angustia ante el objeto fobígeno</w:t>
@@ -7036,6 +7109,7 @@
           <w:p>
             <w:pPr>
               <w:pStyle w:val="Compact"/>
+              <w:jc w:val="left"/>
             </w:pPr>
             <w:r>
               <w:t xml:space="preserve">Condición de angustia</w:t>
@@ -7047,6 +7121,7 @@
           <w:p>
             <w:pPr>
               <w:pStyle w:val="Compact"/>
+              <w:jc w:val="left"/>
             </w:pPr>
             <w:r>
               <w:t xml:space="preserve">Pérdida de amor (T08)</w:t>
@@ -7058,6 +7133,7 @@
           <w:p>
             <w:pPr>
               <w:pStyle w:val="Compact"/>
+              <w:jc w:val="left"/>
             </w:pPr>
             <w:r>
               <w:t xml:space="preserve">Angustia frente al</w:t>
@@ -7085,6 +7161,7 @@
           <w:p>
             <w:pPr>
               <w:pStyle w:val="Compact"/>
+              <w:jc w:val="left"/>
             </w:pPr>
             <w:r>
               <w:rPr>
@@ -7108,6 +7185,7 @@
           <w:p>
             <w:pPr>
               <w:pStyle w:val="Compact"/>
+              <w:jc w:val="left"/>
             </w:pPr>
             <w:r>
               <w:t xml:space="preserve">Posición del padre/escena</w:t>
@@ -7119,6 +7197,7 @@
           <w:p>
             <w:pPr>
               <w:pStyle w:val="Compact"/>
+              <w:jc w:val="left"/>
             </w:pPr>
             <w:r>
               <w:t xml:space="preserve">Padre «amo castrado»; escena protagonizada</w:t>
@@ -7130,6 +7209,7 @@
           <w:p>
             <w:pPr>
               <w:pStyle w:val="Compact"/>
+              <w:jc w:val="left"/>
             </w:pPr>
             <w:r>
               <w:t xml:space="preserve">Padre potente, «perturbador del erotismo»; queda al margen</w:t>
@@ -7141,6 +7221,7 @@
           <w:p>
             <w:pPr>
               <w:pStyle w:val="Compact"/>
+              <w:jc w:val="left"/>
             </w:pPr>
             <w:r>
               <w:t xml:space="preserve">Inconsistencia del padre real; no hay escena</w:t>
@@ -7151,7 +7232,7 @@
     </w:tbl>
     <w:p>
       <w:pPr>
-        <w:pStyle w:val="BlockText"/>
+        <w:pStyle w:val="RecuadroClave"/>
       </w:pPr>
       <w:r>
         <w:t xml:space="preserve">🔑</w:t>
@@ -7248,6 +7329,7 @@
     <w:p>
       <w:pPr>
         <w:pStyle w:val="Heading2"/>
+        <w:pageBreakBefore/>
       </w:pPr>
       <w:r>
         <w:t xml:space="preserve">Diagrama</w:t>
@@ -7260,7 +7342,7 @@
       <w:r>
         <w:drawing>
           <wp:inline>
-            <wp:extent cx="5334000" cy="7090610"/>
+            <wp:extent cx="5399999" cy="7178345"/>
             <wp:effectExtent b="0" l="0" r="0" t="0"/>
             <wp:docPr descr="Diagrama 01" title="" id="35" name="Picture"/>
             <a:graphic>
@@ -7281,7 +7363,7 @@
                   <pic:spPr bwMode="auto">
                     <a:xfrm>
                       <a:off x="0" y="0"/>
-                      <a:ext cx="5334000" cy="7090610"/>
+                      <a:ext cx="5399999" cy="7178345"/>
                     </a:xfrm>
                     <a:prstGeom prst="rect">
                       <a:avLst/>
@@ -7601,6 +7683,7 @@
           <w:p>
             <w:pPr>
               <w:pStyle w:val="Compact"/>
+              <w:jc w:val="left"/>
             </w:pPr>
             <w:r>
               <w:t xml:space="preserve">Va hacia / viene de</w:t>
@@ -7612,6 +7695,7 @@
           <w:p>
             <w:pPr>
               <w:pStyle w:val="Compact"/>
+              <w:jc w:val="left"/>
             </w:pPr>
             <w:r>
               <w:t xml:space="preserve">Cómo se conecta</w:t>
@@ -7625,6 +7709,7 @@
           <w:p>
             <w:pPr>
               <w:pStyle w:val="Compact"/>
+              <w:jc w:val="left"/>
             </w:pPr>
             <w:r>
               <w:rPr>
@@ -7639,6 +7724,7 @@
           <w:p>
             <w:pPr>
               <w:pStyle w:val="Compact"/>
+              <w:jc w:val="left"/>
             </w:pPr>
             <w:r>
               <w:t xml:space="preserve">Defensa 1894, retorno de lo reprimido, regresión y fijación</w:t>
@@ -7652,6 +7738,7 @@
           <w:p>
             <w:pPr>
               <w:pStyle w:val="Compact"/>
+              <w:jc w:val="left"/>
             </w:pPr>
             <w:r>
               <w:rPr>
@@ -7666,6 +7753,7 @@
           <w:p>
             <w:pPr>
               <w:pStyle w:val="Compact"/>
+              <w:jc w:val="left"/>
             </w:pPr>
             <w:r>
               <w:t xml:space="preserve">La angustia como motor de la defensa; síntoma e inhibición</w:t>
@@ -7679,6 +7767,7 @@
           <w:p>
             <w:pPr>
               <w:pStyle w:val="Compact"/>
+              <w:jc w:val="left"/>
             </w:pPr>
             <w:r>
               <w:rPr>
@@ -7693,6 +7782,7 @@
           <w:p>
             <w:pPr>
               <w:pStyle w:val="Compact"/>
+              <w:jc w:val="left"/>
             </w:pPr>
             <w:r>
               <w:t xml:space="preserve">Modalidades de la neurosis</w:t>
@@ -7706,6 +7796,7 @@
           <w:p>
             <w:pPr>
               <w:pStyle w:val="Compact"/>
+              <w:jc w:val="left"/>
             </w:pPr>
             <w:r>
               <w:rPr>
@@ -7720,6 +7811,7 @@
           <w:p>
             <w:pPr>
               <w:pStyle w:val="Compact"/>
+              <w:jc w:val="left"/>
             </w:pPr>
             <w:r>
               <w:t xml:space="preserve">Renegación y escisión del yo</w:t>
@@ -7733,6 +7825,7 @@
           <w:p>
             <w:pPr>
               <w:pStyle w:val="Compact"/>
+              <w:jc w:val="left"/>
             </w:pPr>
             <w:r>
               <w:rPr>
@@ -7747,6 +7840,7 @@
           <w:p>
             <w:pPr>
               <w:pStyle w:val="Compact"/>
+              <w:jc w:val="left"/>
             </w:pPr>
             <w:r>
               <w:rPr>
@@ -7770,6 +7864,7 @@
           <w:p>
             <w:pPr>
               <w:pStyle w:val="Compact"/>
+              <w:jc w:val="left"/>
             </w:pPr>
             <w:r>
               <w:rPr>
@@ -7784,6 +7879,7 @@
           <w:p>
             <w:pPr>
               <w:pStyle w:val="Compact"/>
+              <w:jc w:val="left"/>
             </w:pPr>
             <w:r>
               <w:t xml:space="preserve">Represión primordial y propiamente dicha</w:t>
@@ -7822,6 +7918,7 @@
           <w:p>
             <w:pPr>
               <w:pStyle w:val="Compact"/>
+              <w:jc w:val="left"/>
             </w:pPr>
             <w:r>
               <w:t xml:space="preserve">Término</w:t>
@@ -7833,6 +7930,7 @@
           <w:p>
             <w:pPr>
               <w:pStyle w:val="Compact"/>
+              <w:jc w:val="left"/>
             </w:pPr>
             <w:r>
               <w:t xml:space="preserve">Definición breve</w:t>
@@ -7846,6 +7944,7 @@
           <w:p>
             <w:pPr>
               <w:pStyle w:val="Compact"/>
+              <w:jc w:val="left"/>
             </w:pPr>
             <w:r>
               <w:rPr>
@@ -7861,6 +7960,7 @@
           <w:p>
             <w:pPr>
               <w:pStyle w:val="Compact"/>
+              <w:jc w:val="left"/>
             </w:pPr>
             <w:r>
               <w:t xml:space="preserve">Operación del yo contra lo inconciliable; primer concepto freudiano; amplia desde 1926 (T03, p. 1)</w:t>
@@ -7874,6 +7974,7 @@
           <w:p>
             <w:pPr>
               <w:pStyle w:val="Compact"/>
+              <w:jc w:val="left"/>
             </w:pPr>
             <w:r>
               <w:rPr>
@@ -7889,6 +7990,7 @@
           <w:p>
             <w:pPr>
               <w:pStyle w:val="Compact"/>
+              <w:jc w:val="left"/>
             </w:pPr>
             <w:r>
               <w:t xml:space="preserve">Desalojar de la conciencia o impedir su ingreso a un representante psíquico displacentero (T03, p. 2)</w:t>
@@ -7902,6 +8004,7 @@
           <w:p>
             <w:pPr>
               <w:pStyle w:val="Compact"/>
+              <w:jc w:val="left"/>
             </w:pPr>
             <w:r>
               <w:rPr>
@@ -7917,6 +8020,7 @@
           <w:p>
             <w:pPr>
               <w:pStyle w:val="Compact"/>
+              <w:jc w:val="left"/>
             </w:pPr>
             <w:r>
               <w:t xml:space="preserve">Núcleo del inconsciente (inferida) / constatable, por conexión asociativa (T03, p. 2)</w:t>
@@ -7930,6 +8034,7 @@
           <w:p>
             <w:pPr>
               <w:pStyle w:val="Compact"/>
+              <w:jc w:val="left"/>
             </w:pPr>
             <w:r>
               <w:rPr>
@@ -7945,6 +8050,7 @@
           <w:p>
             <w:pPr>
               <w:pStyle w:val="Compact"/>
+              <w:jc w:val="left"/>
             </w:pPr>
             <w:r>
               <w:t xml:space="preserve">Gasto permanente que sostiene la represión (T03, p. 3)</w:t>
@@ -7958,6 +8064,7 @@
           <w:p>
             <w:pPr>
               <w:pStyle w:val="Compact"/>
+              <w:jc w:val="left"/>
             </w:pPr>
             <w:r>
               <w:rPr>
@@ -7973,6 +8080,7 @@
           <w:p>
             <w:pPr>
               <w:pStyle w:val="Compact"/>
+              <w:jc w:val="left"/>
             </w:pPr>
             <w:r>
               <w:t xml:space="preserve">Retorno a modos de funcionamiento y satisfacción anteriores (T03, p. 3)</w:t>
@@ -7986,6 +8094,7 @@
           <w:p>
             <w:pPr>
               <w:pStyle w:val="Compact"/>
+              <w:jc w:val="left"/>
             </w:pPr>
             <w:r>
               <w:rPr>
@@ -8001,6 +8110,7 @@
           <w:p>
             <w:pPr>
               <w:pStyle w:val="Compact"/>
+              <w:jc w:val="left"/>
             </w:pPr>
             <w:r>
               <w:t xml:space="preserve">Libido adherida al modo anterior en el pasaje de una organización a otra (T03, p. 4)</w:t>
@@ -8014,6 +8124,7 @@
           <w:p>
             <w:pPr>
               <w:pStyle w:val="Compact"/>
+              <w:jc w:val="left"/>
             </w:pPr>
             <w:r>
               <w:rPr>
@@ -8029,6 +8140,7 @@
           <w:p>
             <w:pPr>
               <w:pStyle w:val="Compact"/>
+              <w:jc w:val="left"/>
             </w:pPr>
             <w:r>
               <w:t xml:space="preserve">Acentuar una tendencia opuesta a otra inaceptable (T03, p. 4)</w:t>
@@ -8042,6 +8154,7 @@
           <w:p>
             <w:pPr>
               <w:pStyle w:val="Compact"/>
+              <w:jc w:val="left"/>
             </w:pPr>
             <w:r>
               <w:rPr>
@@ -8057,6 +8170,7 @@
           <w:p>
             <w:pPr>
               <w:pStyle w:val="Compact"/>
+              <w:jc w:val="left"/>
             </w:pPr>
             <w:r>
               <w:t xml:space="preserve">Cortar conexiones de un pensamiento/acción con otros (T03, p. 4)</w:t>
@@ -8070,6 +8184,7 @@
           <w:p>
             <w:pPr>
               <w:pStyle w:val="Compact"/>
+              <w:jc w:val="left"/>
             </w:pPr>
             <w:r>
               <w:rPr>
@@ -8085,6 +8200,7 @@
           <w:p>
             <w:pPr>
               <w:pStyle w:val="Compact"/>
+              <w:jc w:val="left"/>
             </w:pPr>
             <w:r>
               <w:t xml:space="preserve">Cancelar actos realizados como si no hubieran ocurrido (T03, p. 5)</w:t>
@@ -8098,6 +8214,7 @@
           <w:p>
             <w:pPr>
               <w:pStyle w:val="Compact"/>
+              <w:jc w:val="left"/>
             </w:pPr>
             <w:r>
               <w:rPr>
@@ -8113,6 +8230,7 @@
           <w:p>
             <w:pPr>
               <w:pStyle w:val="Compact"/>
+              <w:jc w:val="left"/>
             </w:pPr>
             <w:r>
               <w:t xml:space="preserve">Explicación coherente o aceptable cuyos motivos verdaderos se desconocen (T03, p. 6)</w:t>
@@ -8126,6 +8244,7 @@
           <w:p>
             <w:pPr>
               <w:pStyle w:val="Compact"/>
+              <w:jc w:val="left"/>
             </w:pPr>
             <w:r>
               <w:rPr>
@@ -8141,6 +8260,7 @@
           <w:p>
             <w:pPr>
               <w:pStyle w:val="Compact"/>
+              <w:jc w:val="left"/>
             </w:pPr>
             <w:r>
               <w:t xml:space="preserve">Atribuir a otro lo propio inaceptable; normal/patológica (T03, p. 6)</w:t>
@@ -8154,6 +8274,7 @@
           <w:p>
             <w:pPr>
               <w:pStyle w:val="Compact"/>
+              <w:jc w:val="left"/>
             </w:pPr>
             <w:r>
               <w:rPr>
@@ -8185,6 +8306,7 @@
           <w:p>
             <w:pPr>
               <w:pStyle w:val="Compact"/>
+              <w:jc w:val="left"/>
             </w:pPr>
             <w:r>
               <w:t xml:space="preserve">Aparece lo inaceptable con marca negativa (T03, p. 7)</w:t>
@@ -8198,6 +8320,7 @@
           <w:p>
             <w:pPr>
               <w:pStyle w:val="Compact"/>
+              <w:jc w:val="left"/>
             </w:pPr>
             <w:r>
               <w:rPr>
@@ -8229,6 +8352,7 @@
           <w:p>
             <w:pPr>
               <w:pStyle w:val="Compact"/>
+              <w:jc w:val="left"/>
             </w:pPr>
             <w:r>
               <w:t xml:space="preserve">Registrar el hecho manteniendo la convicción contraria; escisión del yo (T03, p. 7)</w:t>
@@ -8242,6 +8366,7 @@
           <w:p>
             <w:pPr>
               <w:pStyle w:val="Compact"/>
+              <w:jc w:val="left"/>
             </w:pPr>
             <w:r>
               <w:rPr>
@@ -8257,6 +8382,7 @@
           <w:p>
             <w:pPr>
               <w:pStyle w:val="Compact"/>
+              <w:jc w:val="left"/>
             </w:pPr>
             <w:r>
               <w:t xml:space="preserve">Sustituir la meta sexual por una no sexual valorada; defensa más eficaz (T03, p. 8)</w:t>
@@ -8270,6 +8396,7 @@
           <w:p>
             <w:pPr>
               <w:pStyle w:val="Compact"/>
+              <w:jc w:val="left"/>
             </w:pPr>
             <w:r>
               <w:rPr>
@@ -8285,6 +8412,7 @@
           <w:p>
             <w:pPr>
               <w:pStyle w:val="Compact"/>
+              <w:jc w:val="left"/>
             </w:pPr>
             <w:r>
               <w:t xml:space="preserve">Operación constitutiva de la psicosis (T01, p. 16)</w:t>
@@ -8298,6 +8426,7 @@
           <w:p>
             <w:pPr>
               <w:pStyle w:val="Compact"/>
+              <w:jc w:val="left"/>
             </w:pPr>
             <w:r>
               <w:rPr>
@@ -8313,6 +8442,7 @@
           <w:p>
             <w:pPr>
               <w:pStyle w:val="Compact"/>
+              <w:jc w:val="left"/>
             </w:pPr>
             <w:r>
               <w:t xml:space="preserve">Denominación de los procedimientos desde A. Freud (1936) (T03, p. 2)</w:t>
@@ -8442,7 +8572,10 @@
     <w:bookmarkEnd w:id="41"/>
     <w:bookmarkEnd w:id="42"/>
     <w:sectPr>
-      <w:pgMar w:bottom="1134" w:left="1247" w:right="1247" w:top="1134"/>
+      <w:headerReference r:id="rIdHdr1" w:type="default"/>
+      <w:footerReference r:id="rIdFtr1" w:type="default"/>
+      <w:pgSz w:h="16838" w:w="11906"/>
+      <w:pgMar w:bottom="720" w:footer="397" w:gutter="0" w:header="397" w:left="720" w:right="1701" w:top="720"/>
     </w:sectPr>
   </w:body>
 </w:document>
@@ -8452,6 +8585,49 @@
 <w:comments xmlns:w="http://schemas.openxmlformats.org/wordprocessingml/2006/main" xmlns:m="http://schemas.openxmlformats.org/officeDocument/2006/math" xmlns:r="http://schemas.openxmlformats.org/officeDocument/2006/relationships" xmlns:o="urn:schemas-microsoft-com:office:office" xmlns:v="urn:schemas-microsoft-com:vml" xmlns:w10="urn:schemas-microsoft-com:office:word" xmlns:a="http://schemas.openxmlformats.org/drawingml/2006/main" xmlns:pic="http://schemas.openxmlformats.org/drawingml/2006/picture" xmlns:wp="http://schemas.openxmlformats.org/drawingml/2006/wordprocessingDrawing"/>
 </file>
 
+<file path=word/footer1.xml><?xml version="1.0" encoding="utf-8"?>
+<w:ftr xmlns:w="http://schemas.openxmlformats.org/wordprocessingml/2006/main" xmlns:r="http://schemas.openxmlformats.org/officeDocument/2006/relationships">
+  <w:p>
+    <w:pPr>
+      <w:pStyle w:val="PieGuia"/>
+    </w:pPr>
+    <w:r>
+      <w:fldChar w:fldCharType="begin"/>
+    </w:r>
+    <w:r>
+      <w:instrText xml:space="preserve"> PAGE </w:instrText>
+    </w:r>
+    <w:r>
+      <w:fldChar w:fldCharType="separate"/>
+    </w:r>
+    <w:r>
+      <w:t>1</w:t>
+    </w:r>
+    <w:r>
+      <w:fldChar w:fldCharType="end"/>
+    </w:r>
+    <w:r>
+      <w:t xml:space="preserve"> / </w:t>
+    </w:r>
+    <w:r>
+      <w:fldChar w:fldCharType="begin"/>
+    </w:r>
+    <w:r>
+      <w:instrText xml:space="preserve"> NUMPAGES </w:instrText>
+    </w:r>
+    <w:r>
+      <w:fldChar w:fldCharType="separate"/>
+    </w:r>
+    <w:r>
+      <w:t>1</w:t>
+    </w:r>
+    <w:r>
+      <w:fldChar w:fldCharType="end"/>
+    </w:r>
+  </w:p>
+</w:ftr>
+</file>
+
 <file path=word/footnotes.xml><?xml version="1.0" encoding="utf-8"?>
 <w:footnotes xmlns:w="http://schemas.openxmlformats.org/wordprocessingml/2006/main" xmlns:m="http://schemas.openxmlformats.org/officeDocument/2006/math" xmlns:r="http://schemas.openxmlformats.org/officeDocument/2006/relationships" xmlns:o="urn:schemas-microsoft-com:office:office" xmlns:v="urn:schemas-microsoft-com:vml" xmlns:w10="urn:schemas-microsoft-com:office:word" xmlns:a="http://schemas.openxmlformats.org/drawingml/2006/main" xmlns:pic="http://schemas.openxmlformats.org/drawingml/2006/picture" xmlns:wp="http://schemas.openxmlformats.org/drawingml/2006/wordprocessingDrawing">
   <w:footnote w:type="continuationSeparator" w:id="0">
@@ -8469,6 +8645,19 @@
     </w:p>
   </w:footnote>
 </w:footnotes>
+</file>
+
+<file path=word/header1.xml><?xml version="1.0" encoding="utf-8"?>
+<w:hdr xmlns:w="http://schemas.openxmlformats.org/wordprocessingml/2006/main" xmlns:r="http://schemas.openxmlformats.org/officeDocument/2006/relationships">
+  <w:p>
+    <w:pPr>
+      <w:pStyle w:val="EncabezadoGuia"/>
+    </w:pPr>
+    <w:r>
+      <w:t xml:space="preserve">Transversal — Sobre el concepto de defensa (U3 + U4)</w:t>
+    </w:r>
+  </w:p>
+</w:hdr>
 </file>
 
 <file path=word/numbering.xml><?xml version="1.0" encoding="utf-8"?>
@@ -8892,6 +9081,7 @@
     <w:qFormat/>
     <w:pPr>
       <w:spacing w:after="120" w:line="276" w:lineRule="auto"/>
+      <w:jc w:val="both"/>
     </w:pPr>
     <w:rPr>
       <w:rFonts w:ascii="Calibri" w:hAnsi="Calibri"/>
@@ -8949,7 +9139,7 @@
       <w:keepNext/>
       <w:keepLines/>
       <w:spacing w:after="80" w:before="200"/>
-      <w:jc w:val="center"/>
+      <w:jc w:val="left"/>
     </w:pPr>
     <w:rPr>
       <w:rFonts w:ascii="Calibri" w:asciiTheme="majorHAnsi" w:cstheme="majorBidi" w:eastAsiaTheme="majorEastAsia" w:hAnsi="Calibri" w:hAnsiTheme="majorHAnsi"/>
@@ -8969,7 +9159,7 @@
       <w:keepNext/>
       <w:keepLines/>
       <w:spacing w:after="240" w:before="240"/>
-      <w:jc w:val="center"/>
+      <w:jc w:val="left"/>
     </w:pPr>
     <w:rPr>
       <w:sz w:val="30"/>
@@ -8983,7 +9173,7 @@
     <w:pPr>
       <w:keepNext/>
       <w:keepLines/>
-      <w:jc w:val="center"/>
+      <w:jc w:val="left"/>
     </w:pPr>
   </w:style>
   <w:style w:styleId="Date" w:type="paragraph">
@@ -8993,7 +9183,7 @@
     <w:pPr>
       <w:keepNext/>
       <w:keepLines/>
-      <w:jc w:val="center"/>
+      <w:jc w:val="left"/>
     </w:pPr>
   </w:style>
   <w:style w:customStyle="1" w:styleId="AbstractTitle" w:type="paragraph">
@@ -9004,8 +9194,8 @@
     <w:pPr>
       <w:keepNext/>
       <w:keepLines/>
-      <w:jc w:val="center"/>
       <w:spacing w:after="0" w:before="300"/>
+      <w:jc w:val="left"/>
     </w:pPr>
     <w:rPr>
       <w:sz w:val="20"/>
@@ -9048,6 +9238,7 @@
       <w:keepNext/>
       <w:keepLines/>
       <w:spacing w:after="80" w:before="280"/>
+      <w:jc w:val="left"/>
       <w:outlineLvl w:val="0"/>
     </w:pPr>
     <w:rPr>
@@ -9070,6 +9261,7 @@
       <w:keepNext/>
       <w:keepLines/>
       <w:spacing w:after="80" w:before="280"/>
+      <w:jc w:val="left"/>
       <w:outlineLvl w:val="1"/>
     </w:pPr>
     <w:rPr>
@@ -9092,6 +9284,7 @@
       <w:keepNext/>
       <w:keepLines/>
       <w:spacing w:after="80" w:before="200"/>
+      <w:jc w:val="left"/>
       <w:outlineLvl w:val="2"/>
     </w:pPr>
     <w:rPr>
@@ -9114,6 +9307,7 @@
       <w:keepNext/>
       <w:keepLines/>
       <w:spacing w:after="80" w:before="200"/>
+      <w:jc w:val="left"/>
       <w:outlineLvl w:val="3"/>
     </w:pPr>
     <w:rPr>
@@ -9137,6 +9331,7 @@
       <w:keepNext/>
       <w:keepLines/>
       <w:spacing w:after="0" w:before="200"/>
+      <w:jc w:val="left"/>
       <w:outlineLvl w:val="4"/>
     </w:pPr>
     <w:rPr>
@@ -9158,6 +9353,7 @@
       <w:keepNext/>
       <w:keepLines/>
       <w:spacing w:after="0" w:before="200"/>
+      <w:jc w:val="left"/>
       <w:outlineLvl w:val="5"/>
     </w:pPr>
     <w:rPr>
@@ -9178,6 +9374,7 @@
       <w:keepNext/>
       <w:keepLines/>
       <w:spacing w:after="0" w:before="200"/>
+      <w:jc w:val="left"/>
       <w:outlineLvl w:val="6"/>
     </w:pPr>
     <w:rPr>
@@ -9198,6 +9395,7 @@
       <w:keepNext/>
       <w:keepLines/>
       <w:spacing w:after="0" w:before="200"/>
+      <w:jc w:val="left"/>
       <w:outlineLvl w:val="7"/>
     </w:pPr>
     <w:rPr>
@@ -9218,6 +9416,7 @@
       <w:keepNext/>
       <w:keepLines/>
       <w:spacing w:after="0" w:before="200"/>
+      <w:jc w:val="left"/>
       <w:outlineLvl w:val="8"/>
     </w:pPr>
     <w:rPr>
@@ -9235,6 +9434,9 @@
     <w:unhideWhenUsed/>
     <w:qFormat/>
     <w:pPr>
+      <w:pBdr>
+        <w:left w:color="C9D1D9" w:space="8" w:sz="12" w:val="single"/>
+      </w:pBdr>
       <w:spacing w:after="100" w:before="100"/>
       <w:ind w:firstLine="0" w:left="454" w:right="480"/>
     </w:pPr>
@@ -9311,6 +9513,7 @@
     <w:link w:val="BodyTextChar"/>
     <w:pPr>
       <w:spacing w:after="120" w:before="0"/>
+      <w:jc w:val="left"/>
     </w:pPr>
     <w:rPr>
       <w:i/>
@@ -9323,6 +9526,7 @@
     <w:basedOn w:val="Caption"/>
     <w:pPr>
       <w:keepNext/>
+      <w:jc w:val="left"/>
     </w:pPr>
     <w:rPr>
       <w:color w:val="5D6B78"/>
@@ -9332,6 +9536,9 @@
   <w:style w:customStyle="1" w:styleId="ImageCaption" w:type="paragraph">
     <w:name w:val="Image Caption"/>
     <w:basedOn w:val="Caption"/>
+    <w:pPr>
+      <w:jc w:val="left"/>
+    </w:pPr>
     <w:rPr>
       <w:color w:val="5D6B78"/>
       <w:sz w:val="18"/>
@@ -9340,12 +9547,16 @@
   <w:style w:customStyle="1" w:styleId="Figure" w:type="paragraph">
     <w:name w:val="Figure"/>
     <w:basedOn w:val="Normal"/>
+    <w:pPr>
+      <w:jc w:val="center"/>
+    </w:pPr>
   </w:style>
   <w:style w:customStyle="1" w:styleId="CaptionedFigure" w:type="paragraph">
     <w:name w:val="Captioned Figure"/>
     <w:basedOn w:val="Figure"/>
     <w:pPr>
       <w:keepNext/>
+      <w:jc w:val="center"/>
     </w:pPr>
   </w:style>
   <w:style w:customStyle="1" w:styleId="BodyTextChar" w:type="character">
@@ -9388,6 +9599,7 @@
     <w:qFormat/>
     <w:pPr>
       <w:spacing w:before="240" w:line="259" w:lineRule="auto"/>
+      <w:jc w:val="left"/>
       <w:outlineLvl w:val="9"/>
     </w:pPr>
     <w:rPr>
@@ -9395,6 +9607,187 @@
       <w:b w:val="0"/>
       <w:bCs w:val="0"/>
       <w:color w:themeColor="accent1" w:themeShade="BF" w:val="365F91"/>
+    </w:rPr>
+  </w:style>
+  <w:style w:customStyle="1" w:styleId="RecuadroIdea" w:type="paragraph">
+    <w:name w:val="Recuadro Idea"/>
+    <w:basedOn w:val="BodyText"/>
+    <w:uiPriority w:val="10"/>
+    <w:qFormat/>
+    <w:pPr>
+      <w:pBdr>
+        <w:top w:color="EAF2FC" w:space="4" w:sz="4" w:val="single"/>
+        <w:left w:color="2F6DB5" w:space="8" w:sz="24" w:val="single"/>
+        <w:bottom w:color="EAF2FC" w:space="4" w:sz="4" w:val="single"/>
+        <w:right w:color="EAF2FC" w:space="8" w:sz="4" w:val="single"/>
+      </w:pBdr>
+      <w:shd w:color="auto" w:fill="EAF2FC" w:val="clear"/>
+      <w:spacing w:after="40" w:before="40" w:line="264" w:lineRule="auto"/>
+      <w:ind w:left="227" w:right="227"/>
+    </w:pPr>
+    <w:rPr>
+      <w:color w:val="14202B"/>
+      <w:sz w:val="21"/>
+      <w:szCs w:val="21"/>
+    </w:rPr>
+  </w:style>
+  <w:style w:customStyle="1" w:styleId="RecuadroClave" w:type="paragraph">
+    <w:name w:val="Recuadro Clave"/>
+    <w:basedOn w:val="BodyText"/>
+    <w:uiPriority w:val="10"/>
+    <w:qFormat/>
+    <w:pPr>
+      <w:pBdr>
+        <w:top w:color="FFF6DC" w:space="4" w:sz="4" w:val="single"/>
+        <w:left w:color="D9A21B" w:space="8" w:sz="24" w:val="single"/>
+        <w:bottom w:color="FFF6DC" w:space="4" w:sz="4" w:val="single"/>
+        <w:right w:color="FFF6DC" w:space="8" w:sz="4" w:val="single"/>
+      </w:pBdr>
+      <w:shd w:color="auto" w:fill="FFF6DC" w:val="clear"/>
+      <w:spacing w:after="40" w:before="40" w:line="264" w:lineRule="auto"/>
+      <w:ind w:left="227" w:right="227"/>
+    </w:pPr>
+    <w:rPr>
+      <w:color w:val="14202B"/>
+      <w:sz w:val="21"/>
+      <w:szCs w:val="21"/>
+    </w:rPr>
+  </w:style>
+  <w:style w:customStyle="1" w:styleId="RecuadroParcial" w:type="paragraph">
+    <w:name w:val="Recuadro Parcial"/>
+    <w:basedOn w:val="BodyText"/>
+    <w:uiPriority w:val="10"/>
+    <w:qFormat/>
+    <w:pPr>
+      <w:pBdr>
+        <w:top w:color="E8F5EC" w:space="4" w:sz="4" w:val="single"/>
+        <w:left w:color="2E8B57" w:space="8" w:sz="24" w:val="single"/>
+        <w:bottom w:color="E8F5EC" w:space="4" w:sz="4" w:val="single"/>
+        <w:right w:color="E8F5EC" w:space="8" w:sz="4" w:val="single"/>
+      </w:pBdr>
+      <w:shd w:color="auto" w:fill="E8F5EC" w:val="clear"/>
+      <w:spacing w:after="40" w:before="40" w:line="264" w:lineRule="auto"/>
+      <w:ind w:left="227" w:right="227"/>
+    </w:pPr>
+    <w:rPr>
+      <w:color w:val="14202B"/>
+      <w:sz w:val="21"/>
+      <w:szCs w:val="21"/>
+    </w:rPr>
+  </w:style>
+  <w:style w:customStyle="1" w:styleId="RecuadroEsqueleto" w:type="paragraph">
+    <w:name w:val="Recuadro Esqueleto"/>
+    <w:basedOn w:val="BodyText"/>
+    <w:uiPriority w:val="10"/>
+    <w:qFormat/>
+    <w:pPr>
+      <w:pBdr>
+        <w:top w:color="E3F2F1" w:space="4" w:sz="4" w:val="single"/>
+        <w:left w:color="0F6B66" w:space="8" w:sz="24" w:val="single"/>
+        <w:bottom w:color="E3F2F1" w:space="4" w:sz="4" w:val="single"/>
+        <w:right w:color="E3F2F1" w:space="8" w:sz="4" w:val="single"/>
+      </w:pBdr>
+      <w:shd w:color="auto" w:fill="E3F2F1" w:val="clear"/>
+      <w:spacing w:after="40" w:before="40" w:line="264" w:lineRule="auto"/>
+      <w:ind w:left="227" w:right="227"/>
+    </w:pPr>
+    <w:rPr>
+      <w:color w:val="14202B"/>
+      <w:sz w:val="21"/>
+      <w:szCs w:val="21"/>
+    </w:rPr>
+  </w:style>
+  <w:style w:customStyle="1" w:styleId="RecuadroAtencion" w:type="paragraph">
+    <w:name w:val="Recuadro Atencion"/>
+    <w:basedOn w:val="BodyText"/>
+    <w:uiPriority w:val="10"/>
+    <w:qFormat/>
+    <w:pPr>
+      <w:pBdr>
+        <w:top w:color="FDECEA" w:space="4" w:sz="4" w:val="single"/>
+        <w:left w:color="C0392B" w:space="8" w:sz="24" w:val="single"/>
+        <w:bottom w:color="FDECEA" w:space="4" w:sz="4" w:val="single"/>
+        <w:right w:color="FDECEA" w:space="8" w:sz="4" w:val="single"/>
+      </w:pBdr>
+      <w:shd w:color="auto" w:fill="FDECEA" w:val="clear"/>
+      <w:spacing w:after="40" w:before="40" w:line="264" w:lineRule="auto"/>
+      <w:ind w:left="227" w:right="227"/>
+    </w:pPr>
+    <w:rPr>
+      <w:color w:val="14202B"/>
+      <w:sz w:val="21"/>
+      <w:szCs w:val="21"/>
+    </w:rPr>
+  </w:style>
+  <w:style w:customStyle="1" w:styleId="RecuadroComplemento" w:type="paragraph">
+    <w:name w:val="Recuadro Complemento"/>
+    <w:basedOn w:val="BodyText"/>
+    <w:uiPriority w:val="10"/>
+    <w:qFormat/>
+    <w:pPr>
+      <w:pBdr>
+        <w:top w:color="F2F4F6" w:space="4" w:sz="4" w:val="single"/>
+        <w:left w:color="8A96A3" w:space="8" w:sz="24" w:val="single"/>
+        <w:bottom w:color="F2F4F6" w:space="4" w:sz="4" w:val="single"/>
+        <w:right w:color="F2F4F6" w:space="8" w:sz="4" w:val="single"/>
+      </w:pBdr>
+      <w:shd w:color="auto" w:fill="F2F4F6" w:val="clear"/>
+      <w:spacing w:after="40" w:before="40" w:line="264" w:lineRule="auto"/>
+      <w:ind w:left="227" w:right="227"/>
+    </w:pPr>
+    <w:rPr>
+      <w:color w:val="3D4A57"/>
+      <w:sz w:val="21"/>
+      <w:szCs w:val="21"/>
+    </w:rPr>
+  </w:style>
+  <w:style w:customStyle="1" w:styleId="RecuadroFuente" w:type="paragraph">
+    <w:name w:val="Recuadro Fuente"/>
+    <w:basedOn w:val="BodyText"/>
+    <w:uiPriority w:val="10"/>
+    <w:qFormat/>
+    <w:pPr>
+      <w:pBdr>
+        <w:top w:color="F7F8FA" w:space="4" w:sz="4" w:val="single"/>
+        <w:left w:color="C9D1D9" w:space="8" w:sz="24" w:val="single"/>
+        <w:bottom w:color="F7F8FA" w:space="4" w:sz="4" w:val="single"/>
+        <w:right w:color="F7F8FA" w:space="8" w:sz="4" w:val="single"/>
+      </w:pBdr>
+      <w:shd w:color="auto" w:fill="F7F8FA" w:val="clear"/>
+      <w:spacing w:after="40" w:before="40" w:line="264" w:lineRule="auto"/>
+      <w:ind w:left="227" w:right="227"/>
+    </w:pPr>
+    <w:rPr>
+      <w:color w:val="3D4A57"/>
+      <w:sz w:val="19"/>
+      <w:szCs w:val="19"/>
+    </w:rPr>
+  </w:style>
+  <w:style w:customStyle="1" w:styleId="EncabezadoGuia" w:type="paragraph">
+    <w:name w:val="Encabezado guia"/>
+    <w:basedOn w:val="Normal"/>
+    <w:pPr>
+      <w:pBdr>
+        <w:bottom w:color="C9D1D9" w:space="2" w:sz="4" w:val="single"/>
+      </w:pBdr>
+      <w:jc w:val="right"/>
+      <w:spacing w:after="0"/>
+    </w:pPr>
+    <w:rPr>
+      <w:color w:val="5D6B78"/>
+      <w:sz w:val="17"/>
+    </w:rPr>
+  </w:style>
+  <w:style w:customStyle="1" w:styleId="PieGuia" w:type="paragraph">
+    <w:name w:val="Pie guia"/>
+    <w:basedOn w:val="Normal"/>
+    <w:pPr>
+      <w:jc w:val="center"/>
+      <w:spacing w:after="0"/>
+    </w:pPr>
+    <w:rPr>
+      <w:color w:val="5D6B78"/>
+      <w:sz w:val="17"/>
     </w:rPr>
   </w:style>
   <w:style w:type="paragraph" w:customStyle="1" w:styleId="SourceCode">

--- a/2do Año/Psicoanálisis/3_Guias_de_Estudio/Transversal_ConceptoDeDefensa_Guia.docx
+++ b/2do Año/Psicoanálisis/3_Guias_de_Estudio/Transversal_ConceptoDeDefensa_Guia.docx
@@ -46,13 +46,21 @@
           <w:b/>
           <w:bCs/>
         </w:rPr>
-        <w:t xml:space="preserve">Fuente:</w:t>
-      </w:r>
-      <w:r>
-        <w:t xml:space="preserve"> </w:t>
-      </w:r>
-      <w:r>
-        <w:t xml:space="preserve">Belucci,</w:t>
+        <w:t xml:space="preserve">Fuentes</w:t>
+      </w:r>
+      <w:r>
+        <w:t xml:space="preserve"> </w:t>
+      </w:r>
+      <w:r>
+        <w:t xml:space="preserve">(normas APA 7):</w:t>
+      </w:r>
+    </w:p>
+    <w:p>
+      <w:pPr>
+        <w:pStyle w:val="RecuadroFuente"/>
+      </w:pPr>
+      <w:r>
+        <w:t xml:space="preserve">• Belucci, G. (s. f.-c).</w:t>
       </w:r>
       <w:r>
         <w:t xml:space="preserve"> </w:t>
@@ -68,7 +76,15 @@
         <w:t xml:space="preserve"> </w:t>
       </w:r>
       <w:r>
-        <w:t xml:space="preserve">(T03, ficha de cátedra) · Belucci,</w:t>
+        <w:t xml:space="preserve">[Ficha de cátedra]. Universidad Favaloro. [Texto T03 del programa]</w:t>
+      </w:r>
+    </w:p>
+    <w:p>
+      <w:pPr>
+        <w:pStyle w:val="RecuadroFuente"/>
+      </w:pPr>
+      <w:r>
+        <w:t xml:space="preserve">• Belucci, G. (2014b).</w:t>
       </w:r>
       <w:r>
         <w:t xml:space="preserve"> </w:t>
@@ -84,7 +100,15 @@
         <w:t xml:space="preserve"> </w:t>
       </w:r>
       <w:r>
-        <w:t xml:space="preserve">(T01, pp. 2-4) · Freud,</w:t>
+        <w:t xml:space="preserve">[Ficha de cátedra]. Universidad Favaloro. [Texto T01 del programa]</w:t>
+      </w:r>
+    </w:p>
+    <w:p>
+      <w:pPr>
+        <w:pStyle w:val="RecuadroFuente"/>
+      </w:pPr>
+      <w:r>
+        <w:t xml:space="preserve">• Freud, S. (1996). Las neuropsicosis de defensa. En J. Strachey (Ed.),</w:t>
       </w:r>
       <w:r>
         <w:t xml:space="preserve"> </w:t>
@@ -94,13 +118,21 @@
           <w:i/>
           <w:iCs/>
         </w:rPr>
-        <w:t xml:space="preserve">Las neuropsicosis de defensa</w:t>
-      </w:r>
-      <w:r>
-        <w:t xml:space="preserve"> </w:t>
-      </w:r>
-      <w:r>
-        <w:t xml:space="preserve">(T02, 1894) · Freud,</w:t>
+        <w:t xml:space="preserve">Obras completas</w:t>
+      </w:r>
+      <w:r>
+        <w:t xml:space="preserve"> </w:t>
+      </w:r>
+      <w:r>
+        <w:t xml:space="preserve">(J. L. Etcheverry, Trad., Vol. 3). Amorrortu. (Obra original publicada en 1894) [Texto T02 del programa]</w:t>
+      </w:r>
+    </w:p>
+    <w:p>
+      <w:pPr>
+        <w:pStyle w:val="RecuadroFuente"/>
+      </w:pPr>
+      <w:r>
+        <w:t xml:space="preserve">• Freud, S. (1996). Inhibición, síntoma y angustia. En J. Strachey (Ed.),</w:t>
       </w:r>
       <w:r>
         <w:t xml:space="preserve"> </w:t>
@@ -110,17 +142,19 @@
           <w:i/>
           <w:iCs/>
         </w:rPr>
-        <w:t xml:space="preserve">Inhibición, síntoma y angustia</w:t>
-      </w:r>
-      <w:r>
-        <w:t xml:space="preserve"> </w:t>
-      </w:r>
-      <w:r>
-        <w:t xml:space="preserve">(T08, 1926) · tus apuntes de la clase 12 (8/6/2026) ·</w:t>
-      </w:r>
-      <w:r>
-        <w:t xml:space="preserve"> </w:t>
-      </w:r>
+        <w:t xml:space="preserve">Obras completas</w:t>
+      </w:r>
+      <w:r>
+        <w:t xml:space="preserve"> </w:t>
+      </w:r>
+      <w:r>
+        <w:t xml:space="preserve">(J. L. Etcheverry, Trad., Vol. 20). Amorrortu. (Obra original publicada en 1926) [Textos T08 (caps. I-VIII) y T28 (cap. XI) del programa]</w:t>
+      </w:r>
+    </w:p>
+    <w:p>
+      <w:pPr>
+        <w:pStyle w:val="RecuadroFuente"/>
+      </w:pPr>
       <w:r>
         <w:rPr>
           <w:b/>
@@ -134,51 +168,21 @@
       <w:r>
         <w:t xml:space="preserve">Psicoanálisis, 2.º año, Favaloro.</w:t>
       </w:r>
-    </w:p>
-    <w:p>
-      <w:pPr>
-        <w:pStyle w:val="RecuadroFuente"/>
-      </w:pPr>
-      <w:r>
-        <w:rPr>
-          <w:b/>
-          <w:bCs/>
-        </w:rPr>
-        <w:t xml:space="preserve">Cómo se cita:</w:t>
-      </w:r>
-      <w:r>
-        <w:t xml:space="preserve"> </w:t>
-      </w:r>
-      <w:r>
-        <w:t xml:space="preserve">«p. N» es la marca</w:t>
-      </w:r>
-      <w:r>
-        <w:t xml:space="preserve"> </w:t>
-      </w:r>
-      <w:r>
-        <w:rPr>
-          <w:rStyle w:val="VerbatimChar"/>
-        </w:rPr>
-        <w:t xml:space="preserve">## Página N</w:t>
-      </w:r>
-      <w:r>
-        <w:t xml:space="preserve"> </w:t>
-      </w:r>
-      <w:r>
-        <w:t xml:space="preserve">del texto extraído (T03, T01, T02). T08 no tiene páginas: se cita por tema. Lo que no está en los textos va marcado</w:t>
-      </w:r>
-      <w:r>
-        <w:t xml:space="preserve"> </w:t>
-      </w:r>
-      <w:r>
-        <w:rPr>
-          <w:b/>
-          <w:bCs/>
-        </w:rPr>
-        <w:t xml:space="preserve">▸ Complemento</w:t>
-      </w:r>
-      <w:r>
-        <w:t xml:space="preserve">.</w:t>
+      <w:r>
+        <w:t xml:space="preserve"> </w:t>
+      </w:r>
+      <w:r>
+        <w:rPr>
+          <w:b/>
+          <w:bCs/>
+        </w:rPr>
+        <w:t xml:space="preserve">Apuntes de clase:</w:t>
+      </w:r>
+      <w:r>
+        <w:t xml:space="preserve"> </w:t>
+      </w:r>
+      <w:r>
+        <w:t xml:space="preserve">apuntes propios de la clase 12 (8/6/2026).</w:t>
       </w:r>
     </w:p>
     <w:p>
@@ -689,8 +693,14 @@
     </w:p>
     <w:p>
       <w:pPr>
-        <w:pStyle w:val="BodyText"/>
-      </w:pPr>
+        <w:pStyle w:val="RecuadroParcial"/>
+      </w:pPr>
+      <w:r>
+        <w:t xml:space="preserve">🎯</w:t>
+      </w:r>
+      <w:r>
+        <w:t xml:space="preserve"> </w:t>
+      </w:r>
       <w:r>
         <w:rPr>
           <w:b/>
@@ -1156,7 +1166,145 @@
     </w:p>
     <w:p>
       <w:pPr>
-        <w:pStyle w:val="FirstParagraph"/>
+        <w:pStyle w:val="RecuadroEsqueleto"/>
+      </w:pPr>
+      <w:r>
+        <w:rPr>
+          <w:b/>
+          <w:bCs/>
+        </w:rPr>
+        <w:t xml:space="preserve">Esqueleto de la respuesta:</w:t>
+      </w:r>
+    </w:p>
+    <w:p>
+      <w:pPr>
+        <w:pStyle w:val="RecuadroEsqueleto"/>
+      </w:pPr>
+      <w:r>
+        <w:t xml:space="preserve">1. </w:t>
+      </w:r>
+      <w:r>
+        <w:rPr>
+          <w:b/>
+          <w:bCs/>
+        </w:rPr>
+        <w:t xml:space="preserve">Tesis:</w:t>
+      </w:r>
+      <w:r>
+        <w:t xml:space="preserve"> </w:t>
+      </w:r>
+      <w:r>
+        <w:t xml:space="preserve">la defensa es el primer concepto freudiano; nace en 1894 y se reduce a la represión durante 30 años, hasta que en 1926 vuelve como concepto más amplio (Belucci, s. f.-c, p. 1).</w:t>
+      </w:r>
+    </w:p>
+    <w:p>
+      <w:pPr>
+        <w:pStyle w:val="RecuadroEsqueleto"/>
+      </w:pPr>
+      <w:r>
+        <w:t xml:space="preserve">2. </w:t>
+      </w:r>
+      <w:r>
+        <w:rPr>
+          <w:b/>
+          <w:bCs/>
+        </w:rPr>
+        <w:t xml:space="preserve">1894:</w:t>
+      </w:r>
+      <w:r>
+        <w:t xml:space="preserve"> </w:t>
+      </w:r>
+      <w:r>
+        <w:t xml:space="preserve">representación inconciliable + afecto penoso → el yo separa representación y afecto; el afecto va a otra representación (obsesión) o al cuerpo (conversión) y la representación queda reprimida (Freud, 1894/1996, p. 6).</w:t>
+      </w:r>
+    </w:p>
+    <w:p>
+      <w:pPr>
+        <w:pStyle w:val="RecuadroEsqueleto"/>
+      </w:pPr>
+      <w:r>
+        <w:t xml:space="preserve">3. </w:t>
+      </w:r>
+      <w:r>
+        <w:rPr>
+          <w:b/>
+          <w:bCs/>
+        </w:rPr>
+        <w:t xml:space="preserve">Paradigma:</w:t>
+      </w:r>
+      <w:r>
+        <w:t xml:space="preserve"> </w:t>
+      </w:r>
+      <w:r>
+        <w:t xml:space="preserve">la represión es el modelo de la defensa; la desestimación (rechazo en bloque) queda para la psicosis.</w:t>
+      </w:r>
+    </w:p>
+    <w:p>
+      <w:pPr>
+        <w:pStyle w:val="RecuadroEsqueleto"/>
+      </w:pPr>
+      <w:r>
+        <w:t xml:space="preserve">4. </w:t>
+      </w:r>
+      <w:r>
+        <w:rPr>
+          <w:b/>
+          <w:bCs/>
+        </w:rPr>
+        <w:t xml:space="preserve">Por qué la retoma en 1926:</w:t>
+      </w:r>
+      <w:r>
+        <w:t xml:space="preserve"> </w:t>
+      </w:r>
+      <w:r>
+        <w:t xml:space="preserve">(1) un mecanismo único no explica las diferencias entre modalidades; (2) dentro de una misma neurosis hay varios procedimientos (Belucci, s. f.-c, p. 1).</w:t>
+      </w:r>
+    </w:p>
+    <w:p>
+      <w:pPr>
+        <w:pStyle w:val="RecuadroEsqueleto"/>
+      </w:pPr>
+      <w:r>
+        <w:t xml:space="preserve">5. </w:t>
+      </w:r>
+      <w:r>
+        <w:rPr>
+          <w:b/>
+          <w:bCs/>
+        </w:rPr>
+        <w:t xml:space="preserve">Cómo:</w:t>
+      </w:r>
+      <w:r>
+        <w:t xml:space="preserve"> </w:t>
+      </w:r>
+      <w:r>
+        <w:t xml:space="preserve">la defensa responde a la angustia (neurótica, realista, de la conciencia moral); la angustia de castración es su motor; «la angustia crea la represión» (Freud, 1926/1996).</w:t>
+      </w:r>
+    </w:p>
+    <w:p>
+      <w:pPr>
+        <w:pStyle w:val="RecuadroEsqueleto"/>
+      </w:pPr>
+      <w:r>
+        <w:t xml:space="preserve">6. </w:t>
+      </w:r>
+      <w:r>
+        <w:rPr>
+          <w:b/>
+          <w:bCs/>
+        </w:rPr>
+        <w:t xml:space="preserve">Cierre:</w:t>
+      </w:r>
+      <w:r>
+        <w:t xml:space="preserve"> </w:t>
+      </w:r>
+      <w:r>
+        <w:t xml:space="preserve">la represión pasa a ser un caso particular de la defensa; se abre el catálogo de mecanismos (regresión, formación reactiva, aislamiento, anulación).</w:t>
+      </w:r>
+    </w:p>
+    <w:p>
+      <w:pPr>
+        <w:pStyle w:val="BodyText"/>
       </w:pPr>
       <w:r>
         <w:t xml:space="preserve">Belucci afirma que «la defensa puede considerarse genuinamente</w:t>
@@ -1172,7 +1320,7 @@
         <w:t xml:space="preserve">el primer concepto freudiano</w:t>
       </w:r>
       <w:r>
-        <w:t xml:space="preserve">» (T03, p. 1). Freud la introduce en</w:t>
+        <w:t xml:space="preserve">» (Belucci, s. f.-c, p. 1). Freud la introduce en</w:t>
       </w:r>
       <w:r>
         <w:t xml:space="preserve"> </w:t>
@@ -1372,7 +1520,7 @@
         <w:t xml:space="preserve">reprimida</w:t>
       </w:r>
       <w:r>
-        <w:t xml:space="preserve">, inconsciente (T03, p. 1; T02, p. 6). «Desde el comienzo, entonces,</w:t>
+        <w:t xml:space="preserve">, inconsciente (Belucci, s. f.-c, p. 1; Freud, 1894/1996, p. 6). «Desde el comienzo, entonces,</w:t>
       </w:r>
       <w:r>
         <w:t xml:space="preserve"> </w:t>
@@ -1414,7 +1562,7 @@
         <w:t xml:space="preserve"> </w:t>
       </w:r>
       <w:r>
-        <w:t xml:space="preserve">fueron equivalentes (T03, p. 1).</w:t>
+        <w:t xml:space="preserve">fueron equivalentes (Belucci, s. f.-c, p. 1).</w:t>
       </w:r>
     </w:p>
     <w:p>
@@ -1477,7 +1625,7 @@
         <w:t xml:space="preserve"> </w:t>
       </w:r>
       <w:r>
-        <w:t xml:space="preserve">(T03, p. 1): (1) la referencia a</w:t>
+        <w:t xml:space="preserve">(Belucci, s. f.-c, p. 1): (1) la referencia a</w:t>
       </w:r>
       <w:r>
         <w:t xml:space="preserve"> </w:t>
@@ -1622,7 +1770,7 @@
         <w:t xml:space="preserve"> </w:t>
       </w:r>
       <w:r>
-        <w:t xml:space="preserve">(conflicto yo–superyó) (T03, pp. 1-2); (b)</w:t>
+        <w:t xml:space="preserve">(conflicto yo–superyó) (Belucci, s. f.-c, pp. 1-2); (b)</w:t>
       </w:r>
       <w:r>
         <w:t xml:space="preserve"> </w:t>
@@ -1635,7 +1783,7 @@
         <w:t xml:space="preserve">la angustia de castración es el motor de la defensa</w:t>
       </w:r>
       <w:r>
-        <w:t xml:space="preserve">: «angustia, conflicto y defensa aparecen como tres términos estrechamente vinculados» (T03, p. 2); (c) se invierte el vínculo entre angustia y represión: «aquí</w:t>
+        <w:t xml:space="preserve">: «angustia, conflicto y defensa aparecen como tres términos estrechamente vinculados» (Belucci, s. f.-c, p. 2); (c) se invierte el vínculo entre angustia y represión: «aquí</w:t>
       </w:r>
       <w:r>
         <w:t xml:space="preserve"> </w:t>
@@ -1651,7 +1799,7 @@
         <w:t xml:space="preserve"> </w:t>
       </w:r>
       <w:r>
-        <w:t xml:space="preserve">y no —como yo opinaba antes— la represión a la angustia» (T08); y (d) se amplía el catálogo de procedimientos (regresión, formación reactiva, aislamiento, anulación…), que Anna Freud sistematizó en</w:t>
+        <w:t xml:space="preserve">y no —como yo opinaba antes— la represión a la angustia» (Freud, 1926/1996); y (d) se amplía el catálogo de procedimientos (regresión, formación reactiva, aislamiento, anulación…), que Anna Freud sistematizó en</w:t>
       </w:r>
       <w:r>
         <w:t xml:space="preserve"> </w:t>
@@ -1667,7 +1815,47 @@
         <w:t xml:space="preserve"> </w:t>
       </w:r>
       <w:r>
-        <w:t xml:space="preserve">(1936) y que se vuelve habitual llamar «mecanismos de defensa» (T03, p. 2).</w:t>
+        <w:t xml:space="preserve">(1936) y que se vuelve habitual llamar «mecanismos de defensa» (Belucci, s. f.-c, p. 2).</w:t>
+      </w:r>
+    </w:p>
+    <w:p>
+      <w:pPr>
+        <w:pStyle w:val="RecuadroAtencion"/>
+      </w:pPr>
+      <w:r>
+        <w:t xml:space="preserve">⚠</w:t>
+      </w:r>
+      <w:r>
+        <w:t xml:space="preserve"> </w:t>
+      </w:r>
+      <w:r>
+        <w:rPr>
+          <w:b/>
+          <w:bCs/>
+        </w:rPr>
+        <w:t xml:space="preserve">No confundir:</w:t>
+      </w:r>
+      <w:r>
+        <w:t xml:space="preserve"> </w:t>
+      </w:r>
+      <w:r>
+        <w:t xml:space="preserve">en 1926 no se invierte solo el orden: antes la represión producía la angustia (libido transformada); ahora la angustia (señal)</w:t>
+      </w:r>
+      <w:r>
+        <w:t xml:space="preserve"> </w:t>
+      </w:r>
+      <w:r>
+        <w:rPr>
+          <w:b/>
+          <w:bCs/>
+        </w:rPr>
+        <w:t xml:space="preserve">produce</w:t>
+      </w:r>
+      <w:r>
+        <w:t xml:space="preserve"> </w:t>
+      </w:r>
+      <w:r>
+        <w:t xml:space="preserve">la represión. Y defensa ≠ represión: la represión es uno de los mecanismos de defensa.</w:t>
       </w:r>
     </w:p>
     <w:bookmarkEnd w:id="12"/>
@@ -1680,7 +1868,7 @@
         <w:t xml:space="preserve">1.2 Desarrollo ampliado</w:t>
       </w:r>
     </w:p>
-    <w:bookmarkStart w:id="13" w:name="X9063d241414272ce576f2a9d74d3e39a3c65eb9"/>
+    <w:bookmarkStart w:id="13" w:name="Xeb3b08231f471b406e2bf02a33049c59416c2ed"/>
     <w:p>
       <w:pPr>
         <w:pStyle w:val="Heading4"/>
@@ -1702,7 +1890,7 @@
         <w:t xml:space="preserve"> </w:t>
       </w:r>
       <w:r>
-        <w:t xml:space="preserve">(T02)</w:t>
+        <w:t xml:space="preserve">(Freud, 1894/1996)</w:t>
       </w:r>
     </w:p>
     <w:p>
@@ -1802,7 +1990,7 @@
         </w:numPr>
       </w:pPr>
       <w:r>
-        <w:t xml:space="preserve">La modalidad más enérgica (T02, p. 15): «el yo desestima la representación insoportable junto con su afecto y se comporta como si la representación nunca hubiera comparecido» → psicosis. Esta es el</w:t>
+        <w:t xml:space="preserve">La modalidad más enérgica (Freud, 1894/1996, p. 15): «el yo desestima la representación insoportable junto con su afecto y se comporta como si la representación nunca hubiera comparecido» → psicosis. Esta es el</w:t>
       </w:r>
       <w:r>
         <w:t xml:space="preserve"> </w:t>
@@ -1830,7 +2018,7 @@
         </w:numPr>
       </w:pPr>
       <w:r>
-        <w:t xml:space="preserve">Los pacientes de Freud recordaban su «empeño defensivo» (ahuyentar, no pensar, sofocar): ejemplos de la joven que cuidaba a su padre y la gobernanta enamorada del patrón (T02, p. 5).</w:t>
+        <w:t xml:space="preserve">Los pacientes de Freud recordaban su «empeño defensivo» (ahuyentar, no pensar, sofocar): ejemplos de la joven que cuidaba a su padre y la gobernanta enamorada del patrón (Freud, 1894/1996, p. 5).</w:t>
       </w:r>
     </w:p>
     <w:p>
@@ -1852,17 +2040,17 @@
         <w:t xml:space="preserve"> </w:t>
       </w:r>
       <w:r>
-        <w:t xml:space="preserve">en un escrito de Freud (nota del traductor en T02, p. 5): el concepto ya estaba establecido en la «Comunicación preliminar» (1893).</w:t>
+        <w:t xml:space="preserve">en un escrito de Freud (nota del traductor en Freud, 1894/1996, p. 5): el concepto ya estaba establecido en la «Comunicación preliminar» (1893).</w:t>
       </w:r>
     </w:p>
     <w:bookmarkEnd w:id="13"/>
-    <w:bookmarkStart w:id="14" w:name="X15162cb401c560bf9eedaeb878c600bffd01a01"/>
+    <w:bookmarkStart w:id="14" w:name="Xed01724a9a5f0c57440e07f2e32079a5cfa111b"/>
     <w:p>
       <w:pPr>
         <w:pStyle w:val="Heading4"/>
       </w:pPr>
       <w:r>
-        <w:t xml:space="preserve">b) La represión como paradigma (T03, pp. 2-3)</w:t>
+        <w:t xml:space="preserve">b) La represión como paradigma (Belucci, s. f.-c, pp. 2-3)</w:t>
       </w:r>
     </w:p>
     <w:p>
@@ -2152,7 +2340,7 @@
           <w:b/>
           <w:bCs/>
         </w:rPr>
-        <w:t xml:space="preserve">La defensa es el aspecto inconsciente del yo (T03, p. 2):</w:t>
+        <w:t xml:space="preserve">La defensa es el aspecto inconsciente del yo (Belucci, s. f.-c, p. 2):</w:t>
       </w:r>
       <w:r>
         <w:t xml:space="preserve"> </w:t>
@@ -2188,7 +2376,7 @@
       </w:r>
     </w:p>
     <w:bookmarkEnd w:id="14"/>
-    <w:bookmarkStart w:id="15" w:name="X2c7d603f7cb702217c72e420526e3182d609c91"/>
+    <w:bookmarkStart w:id="15" w:name="X398d6dab8743005bf1275d11db817f52e45aa93"/>
     <w:p>
       <w:pPr>
         <w:pStyle w:val="Heading4"/>
@@ -2210,7 +2398,7 @@
         <w:t xml:space="preserve"> </w:t>
       </w:r>
       <w:r>
-        <w:t xml:space="preserve">(T08 y T03)</w:t>
+        <w:t xml:space="preserve">(Freud, 1926/1996; Belucci, s. f.-c)</w:t>
       </w:r>
     </w:p>
     <w:p>
@@ -2226,7 +2414,7 @@
           <w:b/>
           <w:bCs/>
         </w:rPr>
-        <w:t xml:space="preserve">Defensa vs. represión (T08, apartado de la neurosis obsesiva):</w:t>
+        <w:t xml:space="preserve">Defensa vs. represión (Freud, 1926/1996, apartado de la neurosis obsesiva):</w:t>
       </w:r>
       <w:r>
         <w:t xml:space="preserve"> </w:t>
@@ -2290,7 +2478,7 @@
           <w:b/>
           <w:bCs/>
         </w:rPr>
-        <w:t xml:space="preserve">Variedad de recursos del yo (T08, apartado de Hans):</w:t>
+        <w:t xml:space="preserve">Variedad de recursos del yo (Freud, 1926/1996, apartado de Hans):</w:t>
       </w:r>
       <w:r>
         <w:t xml:space="preserve"> </w:t>
@@ -2430,7 +2618,7 @@
           <w:b/>
           <w:bCs/>
         </w:rPr>
-        <w:t xml:space="preserve">Tipos de angustia y conflictos (T03, pp. 1-2):</w:t>
+        <w:t xml:space="preserve">Tipos de angustia y conflictos (Belucci, s. f.-c, pp. 1-2):</w:t>
       </w:r>
       <w:r>
         <w:t xml:space="preserve"> </w:t>
@@ -2481,7 +2669,7 @@
           <w:b/>
           <w:bCs/>
         </w:rPr>
-        <w:t xml:space="preserve">Después de 1926 (T03, p. 2):</w:t>
+        <w:t xml:space="preserve">Después de 1926 (Belucci, s. f.-c, p. 2):</w:t>
       </w:r>
       <w:r>
         <w:t xml:space="preserve"> </w:t>
@@ -2685,232 +2873,386 @@
     </w:p>
     <w:p>
       <w:pPr>
-        <w:pStyle w:val="FirstParagraph"/>
-      </w:pPr>
-      <w:r>
-        <w:t xml:space="preserve">Para Belucci el</w:t>
-      </w:r>
-      <w:r>
-        <w:t xml:space="preserve"> </w:t>
-      </w:r>
-      <w:r>
-        <w:rPr>
-          <w:b/>
-          <w:bCs/>
-        </w:rPr>
-        <w:t xml:space="preserve">diagnóstico en psicoanálisis</w:t>
-      </w:r>
-      <w:r>
-        <w:t xml:space="preserve"> </w:t>
-      </w:r>
-      <w:r>
-        <w:t xml:space="preserve">es una conjetura con dos coordenadas: la</w:t>
-      </w:r>
-      <w:r>
-        <w:t xml:space="preserve"> </w:t>
-      </w:r>
-      <w:r>
-        <w:rPr>
-          <w:b/>
-          <w:bCs/>
-        </w:rPr>
-        <w:t xml:space="preserve">estructura</w:t>
-      </w:r>
-      <w:r>
-        <w:t xml:space="preserve"> </w:t>
-      </w:r>
-      <w:r>
-        <w:t xml:space="preserve">y la</w:t>
-      </w:r>
-      <w:r>
-        <w:t xml:space="preserve"> </w:t>
-      </w:r>
-      <w:r>
-        <w:rPr>
-          <w:b/>
-          <w:bCs/>
-        </w:rPr>
-        <w:t xml:space="preserve">posición del sujeto</w:t>
-      </w:r>
-      <w:r>
-        <w:t xml:space="preserve">. La estructura es una idea de</w:t>
-      </w:r>
-      <w:r>
-        <w:t xml:space="preserve"> </w:t>
-      </w:r>
-      <w:r>
-        <w:rPr>
-          <w:b/>
-          <w:bCs/>
-        </w:rPr>
-        <w:t xml:space="preserve">Lacan</w:t>
-      </w:r>
-      <w:r>
-        <w:t xml:space="preserve">, no de Freud: no hay sujeto sin el</w:t>
-      </w:r>
-      <w:r>
-        <w:t xml:space="preserve"> </w:t>
-      </w:r>
-      <w:r>
-        <w:rPr>
-          <w:b/>
-          <w:bCs/>
-        </w:rPr>
-        <w:t xml:space="preserve">Otro</w:t>
-      </w:r>
-      <w:r>
-        <w:t xml:space="preserve"> </w:t>
-      </w:r>
-      <w:r>
-        <w:t xml:space="preserve">(lugar virtual; el conjunto de marcas significantes que lo determinaron), afectado por un punto de inconsistencia (</w:t>
-      </w:r>
-      <w:r>
-        <w:rPr>
-          <w:b/>
-          <w:bCs/>
-        </w:rPr>
-        <w:t xml:space="preserve">Ⱥ</w:t>
-      </w:r>
-      <w:r>
-        <w:t xml:space="preserve">) que no da cuenta del</w:t>
-      </w:r>
-      <w:r>
-        <w:t xml:space="preserve"> </w:t>
-      </w:r>
-      <w:r>
-        <w:rPr>
+        <w:pStyle w:val="RecuadroEsqueleto"/>
+      </w:pPr>
+      <w:r>
+        <w:rPr>
+          <w:b/>
+          <w:bCs/>
+        </w:rPr>
+        <w:t xml:space="preserve">Esqueleto de la respuesta:</w:t>
+      </w:r>
+    </w:p>
+    <w:p>
+      <w:pPr>
+        <w:pStyle w:val="RecuadroEsqueleto"/>
+      </w:pPr>
+      <w:r>
+        <w:t xml:space="preserve">1. </w:t>
+      </w:r>
+      <w:r>
+        <w:rPr>
+          <w:b/>
+          <w:bCs/>
+        </w:rPr>
+        <w:t xml:space="preserve">Tesis:</w:t>
+      </w:r>
+      <w:r>
+        <w:t xml:space="preserve"> </w:t>
+      </w:r>
+      <w:r>
+        <w:t xml:space="preserve">cada condición de estructura (neurosis, perversión, psicosis) se define por una operación constitutiva sobre la falta en el Otro, que en Freud es un procedimiento defensivo (Belucci, 2014b, p. 2).</w:t>
+      </w:r>
+    </w:p>
+    <w:p>
+      <w:pPr>
+        <w:pStyle w:val="RecuadroEsqueleto"/>
+      </w:pPr>
+      <w:r>
+        <w:t xml:space="preserve">2. </w:t>
+      </w:r>
+      <w:r>
+        <w:rPr>
+          <w:b/>
+          <w:bCs/>
+        </w:rPr>
+        <w:t xml:space="preserve">Marco:</w:t>
+      </w:r>
+      <w:r>
+        <w:t xml:space="preserve"> </w:t>
+      </w:r>
+      <w:r>
+        <w:t xml:space="preserve">estructura = Otro + Ⱥ + goce; el operador fundamental es el Padre (Lacan, leído por Belucci).</w:t>
+      </w:r>
+    </w:p>
+    <w:p>
+      <w:pPr>
+        <w:pStyle w:val="RecuadroEsqueleto"/>
+      </w:pPr>
+      <w:r>
+        <w:t xml:space="preserve">3. </w:t>
+      </w:r>
+      <w:r>
+        <w:rPr>
+          <w:b/>
+          <w:bCs/>
+        </w:rPr>
+        <w:t xml:space="preserve">Neurosis → represión:</w:t>
+      </w:r>
+      <w:r>
+        <w:t xml:space="preserve"> </w:t>
+      </w:r>
+      <w:r>
+        <w:t xml:space="preserve">«no querer saber de eso»; la falta en el Otro inscripta como castración; pregunta «¿qué soy ahí?» (Belucci, 2014b, p. 3).</w:t>
+      </w:r>
+    </w:p>
+    <w:p>
+      <w:pPr>
+        <w:pStyle w:val="RecuadroEsqueleto"/>
+      </w:pPr>
+      <w:r>
+        <w:t xml:space="preserve">4. </w:t>
+      </w:r>
+      <w:r>
+        <w:rPr>
+          <w:b/>
+          <w:bCs/>
+        </w:rPr>
+        <w:t xml:space="preserve">Perversión → renegación (</w:t>
+      </w:r>
+      <w:r>
+        <w:rPr>
+          <w:b/>
+          <w:bCs/>
           <w:i/>
           <w:iCs/>
         </w:rPr>
-        <w:t xml:space="preserve">ser</w:t>
-      </w:r>
-      <w:r>
-        <w:t xml:space="preserve"> </w:t>
-      </w:r>
-      <w:r>
-        <w:t xml:space="preserve">del sujeto, y al que se agrega el factor económico freudiano, que Lacan conceptualiza como</w:t>
-      </w:r>
-      <w:r>
-        <w:t xml:space="preserve"> </w:t>
-      </w:r>
-      <w:r>
-        <w:rPr>
-          <w:b/>
-          <w:bCs/>
-        </w:rPr>
-        <w:t xml:space="preserve">goce</w:t>
-      </w:r>
-      <w:r>
-        <w:t xml:space="preserve">.</w:t>
-      </w:r>
-      <w:r>
-        <w:t xml:space="preserve"> </w:t>
-      </w:r>
-      <w:r>
-        <w:rPr>
-          <w:b/>
-          <w:bCs/>
-        </w:rPr>
-        <w:t xml:space="preserve">El operador fundamental es el Padre</w:t>
-      </w:r>
-      <w:r>
-        <w:t xml:space="preserve">, y la institución o no de ese operador, y el modo en que se inscribe, da lugar a un</w:t>
-      </w:r>
-      <w:r>
-        <w:t xml:space="preserve"> </w:t>
-      </w:r>
-      <w:r>
-        <w:rPr>
-          <w:b/>
-          <w:bCs/>
-        </w:rPr>
-        <w:t xml:space="preserve">número limitado de condiciones de estructura: neurosis, perversión y psicosis</w:t>
-      </w:r>
-      <w:r>
-        <w:t xml:space="preserve">. Cada una está determinada por una</w:t>
-      </w:r>
-      <w:r>
-        <w:t xml:space="preserve"> </w:t>
-      </w:r>
-      <w:r>
-        <w:rPr>
-          <w:b/>
-          <w:bCs/>
-        </w:rPr>
-        <w:t xml:space="preserve">operación constitutiva</w:t>
-      </w:r>
-      <w:r>
-        <w:t xml:space="preserve"> </w:t>
-      </w:r>
-      <w:r>
-        <w:t xml:space="preserve">o, en términos freudianos, por un</w:t>
-      </w:r>
-      <w:r>
-        <w:t xml:space="preserve"> </w:t>
-      </w:r>
-      <w:r>
-        <w:rPr>
-          <w:b/>
-          <w:bCs/>
-        </w:rPr>
-        <w:t xml:space="preserve">procedimiento defensivo</w:t>
-      </w:r>
-      <w:r>
-        <w:t xml:space="preserve"> </w:t>
-      </w:r>
-      <w:r>
-        <w:t xml:space="preserve">(T01, p. 2): la</w:t>
-      </w:r>
-      <w:r>
-        <w:t xml:space="preserve"> </w:t>
-      </w:r>
-      <w:r>
-        <w:rPr>
-          <w:b/>
-          <w:bCs/>
-        </w:rPr>
-        <w:t xml:space="preserve">represión</w:t>
-      </w:r>
-      <w:r>
-        <w:t xml:space="preserve"> </w:t>
-      </w:r>
-      <w:r>
-        <w:t xml:space="preserve">para la</w:t>
-      </w:r>
-      <w:r>
-        <w:t xml:space="preserve"> </w:t>
-      </w:r>
-      <w:r>
-        <w:rPr>
-          <w:b/>
-          <w:bCs/>
-        </w:rPr>
-        <w:t xml:space="preserve">neurosis</w:t>
-      </w:r>
-      <w:r>
-        <w:t xml:space="preserve">; la</w:t>
-      </w:r>
-      <w:r>
-        <w:t xml:space="preserve"> </w:t>
-      </w:r>
-      <w:r>
-        <w:rPr>
-          <w:b/>
-          <w:bCs/>
-        </w:rPr>
-        <w:t xml:space="preserve">renegación o desmentida</w:t>
-      </w:r>
-      <w:r>
-        <w:t xml:space="preserve"> </w:t>
-      </w:r>
-      <w:r>
-        <w:t xml:space="preserve">(</w:t>
+        <w:t xml:space="preserve">Verleugnung</w:t>
+      </w:r>
+      <w:r>
+        <w:rPr>
+          <w:b/>
+          <w:bCs/>
+        </w:rPr>
+        <w:t xml:space="preserve">):</w:t>
+      </w:r>
+      <w:r>
+        <w:t xml:space="preserve"> </w:t>
+      </w:r>
+      <w:r>
+        <w:t xml:space="preserve">sabe de la castración del Otro y pretende no ser afectado; escisión del yo (Belucci, s. f.-c, p. 7).</w:t>
+      </w:r>
+    </w:p>
+    <w:p>
+      <w:pPr>
+        <w:pStyle w:val="RecuadroEsqueleto"/>
+      </w:pPr>
+      <w:r>
+        <w:t xml:space="preserve">5. </w:t>
+      </w:r>
+      <w:r>
+        <w:rPr>
+          <w:b/>
+          <w:bCs/>
+        </w:rPr>
+        <w:t xml:space="preserve">Psicosis → forclusión del Nombre-del-Padre:</w:t>
+      </w:r>
+      <w:r>
+        <w:t xml:space="preserve"> </w:t>
+      </w:r>
+      <w:r>
+        <w:t xml:space="preserve">no fechable, ocurrió o no; sin metáfora paterna no hay Edipo.</w:t>
+      </w:r>
+    </w:p>
+    <w:p>
+      <w:pPr>
+        <w:pStyle w:val="RecuadroEsqueleto"/>
+      </w:pPr>
+      <w:r>
+        <w:t xml:space="preserve">6. </w:t>
+      </w:r>
+      <w:r>
+        <w:rPr>
+          <w:b/>
+          <w:bCs/>
+        </w:rPr>
+        <w:t xml:space="preserve">Cierre:</w:t>
+      </w:r>
+      <w:r>
+        <w:t xml:space="preserve"> </w:t>
+      </w:r>
+      <w:r>
+        <w:t xml:space="preserve">además de la operación constitutiva, cada sujeto tiene su abanico de defensas, su «estilo» (Belucci, 2014b, p. 2).</w:t>
+      </w:r>
+    </w:p>
+    <w:p>
+      <w:pPr>
+        <w:pStyle w:val="BodyText"/>
+      </w:pPr>
+      <w:r>
+        <w:t xml:space="preserve">Para Belucci el</w:t>
+      </w:r>
+      <w:r>
+        <w:t xml:space="preserve"> </w:t>
+      </w:r>
+      <w:r>
+        <w:rPr>
+          <w:b/>
+          <w:bCs/>
+        </w:rPr>
+        <w:t xml:space="preserve">diagnóstico en psicoanálisis</w:t>
+      </w:r>
+      <w:r>
+        <w:t xml:space="preserve"> </w:t>
+      </w:r>
+      <w:r>
+        <w:t xml:space="preserve">es una conjetura con dos coordenadas: la</w:t>
+      </w:r>
+      <w:r>
+        <w:t xml:space="preserve"> </w:t>
+      </w:r>
+      <w:r>
+        <w:rPr>
+          <w:b/>
+          <w:bCs/>
+        </w:rPr>
+        <w:t xml:space="preserve">estructura</w:t>
+      </w:r>
+      <w:r>
+        <w:t xml:space="preserve"> </w:t>
+      </w:r>
+      <w:r>
+        <w:t xml:space="preserve">y la</w:t>
+      </w:r>
+      <w:r>
+        <w:t xml:space="preserve"> </w:t>
+      </w:r>
+      <w:r>
+        <w:rPr>
+          <w:b/>
+          <w:bCs/>
+        </w:rPr>
+        <w:t xml:space="preserve">posición del sujeto</w:t>
+      </w:r>
+      <w:r>
+        <w:t xml:space="preserve">. La estructura es una idea de</w:t>
+      </w:r>
+      <w:r>
+        <w:t xml:space="preserve"> </w:t>
+      </w:r>
+      <w:r>
+        <w:rPr>
+          <w:b/>
+          <w:bCs/>
+        </w:rPr>
+        <w:t xml:space="preserve">Lacan</w:t>
+      </w:r>
+      <w:r>
+        <w:t xml:space="preserve">, no de Freud: no hay sujeto sin el</w:t>
+      </w:r>
+      <w:r>
+        <w:t xml:space="preserve"> </w:t>
+      </w:r>
+      <w:r>
+        <w:rPr>
+          <w:b/>
+          <w:bCs/>
+        </w:rPr>
+        <w:t xml:space="preserve">Otro</w:t>
+      </w:r>
+      <w:r>
+        <w:t xml:space="preserve"> </w:t>
+      </w:r>
+      <w:r>
+        <w:t xml:space="preserve">(lugar virtual; el conjunto de marcas significantes que lo determinaron), afectado por un punto de inconsistencia (</w:t>
+      </w:r>
+      <w:r>
+        <w:rPr>
+          <w:b/>
+          <w:bCs/>
+        </w:rPr>
+        <w:t xml:space="preserve">Ⱥ</w:t>
+      </w:r>
+      <w:r>
+        <w:t xml:space="preserve">) que no da cuenta del</w:t>
+      </w:r>
+      <w:r>
+        <w:t xml:space="preserve"> </w:t>
       </w:r>
       <w:r>
         <w:rPr>
           <w:i/>
           <w:iCs/>
         </w:rPr>
+        <w:t xml:space="preserve">ser</w:t>
+      </w:r>
+      <w:r>
+        <w:t xml:space="preserve"> </w:t>
+      </w:r>
+      <w:r>
+        <w:t xml:space="preserve">del sujeto, y al que se agrega el factor económico freudiano, que Lacan conceptualiza como</w:t>
+      </w:r>
+      <w:r>
+        <w:t xml:space="preserve"> </w:t>
+      </w:r>
+      <w:r>
+        <w:rPr>
+          <w:b/>
+          <w:bCs/>
+        </w:rPr>
+        <w:t xml:space="preserve">goce</w:t>
+      </w:r>
+      <w:r>
+        <w:t xml:space="preserve">.</w:t>
+      </w:r>
+      <w:r>
+        <w:t xml:space="preserve"> </w:t>
+      </w:r>
+      <w:r>
+        <w:rPr>
+          <w:b/>
+          <w:bCs/>
+        </w:rPr>
+        <w:t xml:space="preserve">El operador fundamental es el Padre</w:t>
+      </w:r>
+      <w:r>
+        <w:t xml:space="preserve">, y la institución o no de ese operador, y el modo en que se inscribe, da lugar a un</w:t>
+      </w:r>
+      <w:r>
+        <w:t xml:space="preserve"> </w:t>
+      </w:r>
+      <w:r>
+        <w:rPr>
+          <w:b/>
+          <w:bCs/>
+        </w:rPr>
+        <w:t xml:space="preserve">número limitado de condiciones de estructura: neurosis, perversión y psicosis</w:t>
+      </w:r>
+      <w:r>
+        <w:t xml:space="preserve">. Cada una está determinada por una</w:t>
+      </w:r>
+      <w:r>
+        <w:t xml:space="preserve"> </w:t>
+      </w:r>
+      <w:r>
+        <w:rPr>
+          <w:b/>
+          <w:bCs/>
+        </w:rPr>
+        <w:t xml:space="preserve">operación constitutiva</w:t>
+      </w:r>
+      <w:r>
+        <w:t xml:space="preserve"> </w:t>
+      </w:r>
+      <w:r>
+        <w:t xml:space="preserve">o, en términos freudianos, por un</w:t>
+      </w:r>
+      <w:r>
+        <w:t xml:space="preserve"> </w:t>
+      </w:r>
+      <w:r>
+        <w:rPr>
+          <w:b/>
+          <w:bCs/>
+        </w:rPr>
+        <w:t xml:space="preserve">procedimiento defensivo</w:t>
+      </w:r>
+      <w:r>
+        <w:t xml:space="preserve"> </w:t>
+      </w:r>
+      <w:r>
+        <w:t xml:space="preserve">(Belucci, 2014b, p. 2): la</w:t>
+      </w:r>
+      <w:r>
+        <w:t xml:space="preserve"> </w:t>
+      </w:r>
+      <w:r>
+        <w:rPr>
+          <w:b/>
+          <w:bCs/>
+        </w:rPr>
+        <w:t xml:space="preserve">represión</w:t>
+      </w:r>
+      <w:r>
+        <w:t xml:space="preserve"> </w:t>
+      </w:r>
+      <w:r>
+        <w:t xml:space="preserve">para la</w:t>
+      </w:r>
+      <w:r>
+        <w:t xml:space="preserve"> </w:t>
+      </w:r>
+      <w:r>
+        <w:rPr>
+          <w:b/>
+          <w:bCs/>
+        </w:rPr>
+        <w:t xml:space="preserve">neurosis</w:t>
+      </w:r>
+      <w:r>
+        <w:t xml:space="preserve">; la</w:t>
+      </w:r>
+      <w:r>
+        <w:t xml:space="preserve"> </w:t>
+      </w:r>
+      <w:r>
+        <w:rPr>
+          <w:b/>
+          <w:bCs/>
+        </w:rPr>
+        <w:t xml:space="preserve">renegación o desmentida</w:t>
+      </w:r>
+      <w:r>
+        <w:t xml:space="preserve"> </w:t>
+      </w:r>
+      <w:r>
+        <w:t xml:space="preserve">(</w:t>
+      </w:r>
+      <w:r>
+        <w:rPr>
+          <w:i/>
+          <w:iCs/>
+        </w:rPr>
         <w:t xml:space="preserve">Verleugnung</w:t>
       </w:r>
       <w:r>
@@ -2994,7 +3336,7 @@
         <w:t xml:space="preserve">no querer saber de eso</w:t>
       </w:r>
       <w:r>
-        <w:t xml:space="preserve">», T01, p. 3) opera sobre la falta en el Otro, inscripta como castración por la Ley paterna; el sujeto solo puede preguntarse «¿Qué soy ahí?», y se da respuestas (fantasma, ideales, yo).</w:t>
+        <w:t xml:space="preserve">», Belucci, 2014b, p. 3) opera sobre la falta en el Otro, inscripta como castración por la Ley paterna; el sujeto solo puede preguntarse «¿Qué soy ahí?», y se da respuestas (fantasma, ideales, yo).</w:t>
       </w:r>
       <w:r>
         <w:t xml:space="preserve"> </w:t>
@@ -3023,7 +3365,7 @@
         <w:t xml:space="preserve"> </w:t>
       </w:r>
       <w:r>
-        <w:t xml:space="preserve">(T03, p. 7): el perverso</w:t>
+        <w:t xml:space="preserve">(Belucci, s. f.-c, p. 7): el perverso</w:t>
       </w:r>
       <w:r>
         <w:t xml:space="preserve"> </w:t>
@@ -3133,7 +3475,57 @@
         <w:t xml:space="preserve"> </w:t>
       </w:r>
       <w:r>
-        <w:t xml:space="preserve">(T01, p. 2).</w:t>
+        <w:t xml:space="preserve">(Belucci, 2014b, p. 2).</w:t>
+      </w:r>
+    </w:p>
+    <w:p>
+      <w:pPr>
+        <w:pStyle w:val="RecuadroAtencion"/>
+      </w:pPr>
+      <w:r>
+        <w:t xml:space="preserve">⚠</w:t>
+      </w:r>
+      <w:r>
+        <w:t xml:space="preserve"> </w:t>
+      </w:r>
+      <w:r>
+        <w:rPr>
+          <w:b/>
+          <w:bCs/>
+        </w:rPr>
+        <w:t xml:space="preserve">No confundir:</w:t>
+      </w:r>
+      <w:r>
+        <w:t xml:space="preserve"> </w:t>
+      </w:r>
+      <w:r>
+        <w:t xml:space="preserve">la operación constitutiva (una sola por estructura) no es lo mismo que los mecanismos de defensa (varios, de estilo). Y renegación ≠ represión: el perverso</w:t>
+      </w:r>
+      <w:r>
+        <w:t xml:space="preserve"> </w:t>
+      </w:r>
+      <w:r>
+        <w:rPr>
+          <w:b/>
+          <w:bCs/>
+        </w:rPr>
+        <w:t xml:space="preserve">sabe</w:t>
+      </w:r>
+      <w:r>
+        <w:t xml:space="preserve">; el neurótico</w:t>
+      </w:r>
+      <w:r>
+        <w:t xml:space="preserve"> </w:t>
+      </w:r>
+      <w:r>
+        <w:rPr>
+          <w:b/>
+          <w:bCs/>
+        </w:rPr>
+        <w:t xml:space="preserve">no quiere saber</w:t>
+      </w:r>
+      <w:r>
+        <w:t xml:space="preserve">.</w:t>
       </w:r>
     </w:p>
     <w:bookmarkEnd w:id="18"/>
@@ -3146,13 +3538,13 @@
         <w:t xml:space="preserve">2.2 Desarrollo ampliado</w:t>
       </w:r>
     </w:p>
-    <w:bookmarkStart w:id="19" w:name="a-premisas-de-la-estructura-t01-pp.-1-3"/>
+    <w:bookmarkStart w:id="19" w:name="X74b39fde111d794504471b0c9194a80733ce9e8"/>
     <w:p>
       <w:pPr>
         <w:pStyle w:val="Heading4"/>
       </w:pPr>
       <w:r>
-        <w:t xml:space="preserve">a) Premisas de la estructura (T01, pp. 1-3)</w:t>
+        <w:t xml:space="preserve">a) Premisas de la estructura (Belucci, 2014b, pp. 1-3)</w:t>
       </w:r>
     </w:p>
     <w:p>
@@ -3174,7 +3566,7 @@
         <w:t xml:space="preserve"> </w:t>
       </w:r>
       <w:r>
-        <w:t xml:space="preserve">«Decir, por ejemplo, que un caso puede pensarse como una neurosis, o más específicamente como una fobia, es decir algo fundamental y es al mismo tiempo decir muy poco» (T01, p. 1).</w:t>
+        <w:t xml:space="preserve">«Decir, por ejemplo, que un caso puede pensarse como una neurosis, o más específicamente como una fobia, es decir algo fundamental y es al mismo tiempo decir muy poco» (Belucci, 2014b, p. 1).</w:t>
       </w:r>
     </w:p>
     <w:p>
@@ -3302,7 +3694,7 @@
         <w:t xml:space="preserve"> </w:t>
       </w:r>
       <w:r>
-        <w:t xml:space="preserve">(con mayúscula: función y operador de la estructura, no la persona ni las versiones del padre) (T01, p. 2, nota).</w:t>
+        <w:t xml:space="preserve">(con mayúscula: función y operador de la estructura, no la persona ni las versiones del padre) (Belucci, 2014b, p. 2, nota).</w:t>
       </w:r>
     </w:p>
     <w:p>
@@ -3337,7 +3729,7 @@
         <w:t xml:space="preserve">no son reversibles</w:t>
       </w:r>
       <w:r>
-        <w:t xml:space="preserve">: la condición de estructura delimita los márgenes en los que se podrá producir la respuesta del sujeto; otro es el caso de la clínica con niños pequeños (T01, p. 2).</w:t>
+        <w:t xml:space="preserve">: la condición de estructura delimita los márgenes en los que se podrá producir la respuesta del sujeto; otro es el caso de la clínica con niños pequeños (Belucci, 2014b, p. 2).</w:t>
       </w:r>
     </w:p>
     <w:p>
@@ -3362,7 +3754,7 @@
         <w:t xml:space="preserve">lo que responde al Otro</w:t>
       </w:r>
       <w:r>
-        <w:t xml:space="preserve">» (T01, p. 2).</w:t>
+        <w:t xml:space="preserve">» (Belucci, 2014b, p. 2).</w:t>
       </w:r>
     </w:p>
     <w:p>
@@ -3388,13 +3780,13 @@
       </w:r>
     </w:p>
     <w:bookmarkEnd w:id="19"/>
-    <w:bookmarkStart w:id="20" w:name="X26e87b6412eb576afc181feeb51e8fdb6130735"/>
+    <w:bookmarkStart w:id="20" w:name="Xe20b357f0ad437ee6148d22a050e67ee4a651df"/>
     <w:p>
       <w:pPr>
         <w:pStyle w:val="Heading4"/>
       </w:pPr>
       <w:r>
-        <w:t xml:space="preserve">b) Neurosis: la represión (T01, pp. 3-4; T03, pp. 2-3)</w:t>
+        <w:t xml:space="preserve">b) Neurosis: la represión (Belucci, 2014b, pp. 3-4; Belucci, s. f.-c, pp. 2-3)</w:t>
       </w:r>
     </w:p>
     <w:p>
@@ -3493,7 +3885,7 @@
         <w:t xml:space="preserve"> </w:t>
       </w:r>
       <w:r>
-        <w:t xml:space="preserve">= «no querer saber de eso» (de la falta en el Otro y de lo traumático del goce) (T01, p. 3). Es constitutiva de todas las modalidades, pero</w:t>
+        <w:t xml:space="preserve">= «no querer saber de eso» (de la falta en el Otro y de lo traumático del goce) (Belucci, 2014b, p. 3). Es constitutiva de todas las modalidades, pero</w:t>
       </w:r>
       <w:r>
         <w:t xml:space="preserve"> </w:t>
@@ -3509,7 +3901,7 @@
         <w:t xml:space="preserve"> </w:t>
       </w:r>
       <w:r>
-        <w:t xml:space="preserve">(T01, p. 4): en la histeria lo es; en las otras dos no.</w:t>
+        <w:t xml:space="preserve">(Belucci, 2014b, p. 4): en la histeria lo es; en las otras dos no.</w:t>
       </w:r>
     </w:p>
     <w:p>
@@ -3572,13 +3964,13 @@
       </w:r>
     </w:p>
     <w:bookmarkEnd w:id="20"/>
-    <w:bookmarkStart w:id="21" w:name="X9515b9bba08fc119f58180eea1a240cd0e49379"/>
+    <w:bookmarkStart w:id="21" w:name="Xeaaed6551535ab2ed8511a2d32c4d2246878dd0"/>
     <w:p>
       <w:pPr>
         <w:pStyle w:val="Heading4"/>
       </w:pPr>
       <w:r>
-        <w:t xml:space="preserve">c) Perversión: la renegación (T03, pp. 7-8; T01, pp. 10-15)</w:t>
+        <w:t xml:space="preserve">c) Perversión: la renegación (Belucci, s. f.-c, pp. 7-8; Belucci, 2014b, pp. 10-15)</w:t>
       </w:r>
     </w:p>
     <w:p>
@@ -3616,7 +4008,7 @@
         <w:t xml:space="preserve"> </w:t>
       </w:r>
       <w:r>
-        <w:t xml:space="preserve">(T03, p. 7): «operación defensiva que consiste en</w:t>
+        <w:t xml:space="preserve">(Belucci, s. f.-c, p. 7): «operación defensiva que consiste en</w:t>
       </w:r>
       <w:r>
         <w:t xml:space="preserve"> </w:t>
@@ -3722,7 +4114,7 @@
         <w:t xml:space="preserve"> </w:t>
       </w:r>
       <w:r>
-        <w:t xml:space="preserve">(T03, pp. 7-8).</w:t>
+        <w:t xml:space="preserve">(Belucci, s. f.-c, pp. 7-8).</w:t>
       </w:r>
     </w:p>
     <w:p>
@@ -3744,7 +4136,7 @@
         <w:t xml:space="preserve"> </w:t>
       </w:r>
       <w:r>
-        <w:t xml:space="preserve">(T03, p. 8): solo es característica de la perversión si es el modo privilegiado.</w:t>
+        <w:t xml:space="preserve">(Belucci, s. f.-c, p. 8): solo es característica de la perversión si es el modo privilegiado.</w:t>
       </w:r>
       <w:r>
         <w:t xml:space="preserve"> </w:t>
@@ -3789,7 +4181,7 @@
         <w:t xml:space="preserve">escisión del yo</w:t>
       </w:r>
       <w:r>
-        <w:t xml:space="preserve">, distinta de la separación consciente/inconsciente, porque ambas corrientes psíquicas corresponden al yo (T03, p. 8). Freud 1938 (</w:t>
+        <w:t xml:space="preserve">, distinta de la separación consciente/inconsciente, porque ambas corrientes psíquicas corresponden al yo (Belucci, s. f.-c, p. 8). Freud 1938 (</w:t>
       </w:r>
       <w:r>
         <w:rPr>
@@ -3815,7 +4207,7 @@
         <w:t xml:space="preserve"> </w:t>
       </w:r>
       <w:r>
-        <w:t xml:space="preserve">(T01, p. 11).</w:t>
+        <w:t xml:space="preserve">(Belucci, 2014b, p. 11).</w:t>
       </w:r>
     </w:p>
     <w:p>
@@ -3831,7 +4223,7 @@
           <w:b/>
           <w:bCs/>
         </w:rPr>
-        <w:t xml:space="preserve">Negación ≠ renegación (T03, pp. 7-8):</w:t>
+        <w:t xml:space="preserve">Negación ≠ renegación (Belucci, s. f.-c, pp. 7-8):</w:t>
       </w:r>
       <w:r>
         <w:t xml:space="preserve"> </w:t>
@@ -3944,7 +4336,7 @@
           <w:b/>
           <w:bCs/>
         </w:rPr>
-        <w:t xml:space="preserve">Belucci/Lacan (T01, pp. 11-12):</w:t>
+        <w:t xml:space="preserve">Belucci/Lacan (Belucci, 2014b, pp. 11-12):</w:t>
       </w:r>
       <w:r>
         <w:t xml:space="preserve"> </w:t>
@@ -4043,13 +4435,13 @@
       </w:r>
     </w:p>
     <w:bookmarkEnd w:id="21"/>
-    <w:bookmarkStart w:id="22" w:name="X1ace6a2b6d259ccc48c602cb6e7baed782e1a75"/>
+    <w:bookmarkStart w:id="22" w:name="X10b4f95fb2d928458d093232a064d89ecb953f0"/>
     <w:p>
       <w:pPr>
         <w:pStyle w:val="Heading4"/>
       </w:pPr>
       <w:r>
-        <w:t xml:space="preserve">d) Psicosis: la forclusión del Nombre-del-Padre (T01, pp. 15-16; T02, p. 15)</w:t>
+        <w:t xml:space="preserve">d) Psicosis: la forclusión del Nombre-del-Padre (Belucci, 2014b, pp. 15-16; Freud, 1894/1996, p. 15)</w:t>
       </w:r>
     </w:p>
     <w:p>
@@ -4103,7 +4495,7 @@
         <w:t xml:space="preserve"> </w:t>
       </w:r>
       <w:r>
-        <w:t xml:space="preserve">de 1894 (T02, p. 15): «el yo desestima la representación insoportable junto con su afecto y se comporta como si nunca hubiera comparecido»; conduce a la «confusión alucinatoria». En T02 (p. 16): al desprenderse de la representación inseparable de un fragmento de realidad, el yo se desase también total o parcialmente de la realidad objetiva.</w:t>
+        <w:t xml:space="preserve">de 1894 (Freud, 1894/1996, p. 15): «el yo desestima la representación insoportable junto con su afecto y se comporta como si nunca hubiera comparecido»; conduce a la «confusión alucinatoria». En Freud (1894/1996, p. 16): al desprenderse de la representación inseparable de un fragmento de realidad, el yo se desase también total o parcialmente de la realidad objetiva.</w:t>
       </w:r>
     </w:p>
     <w:p>
@@ -4157,7 +4549,7 @@
         <w:t xml:space="preserve"> </w:t>
       </w:r>
       <w:r>
-        <w:t xml:space="preserve">(T01, p. 16). Es la</w:t>
+        <w:t xml:space="preserve">(Belucci, 2014b, p. 16). Es la</w:t>
       </w:r>
       <w:r>
         <w:t xml:space="preserve"> </w:t>
@@ -4276,7 +4668,7 @@
         <w:t xml:space="preserve">a</w:t>
       </w:r>
       <w:r>
-        <w:t xml:space="preserve">; fuera de discurso (T01, pp. 15-18). →</w:t>
+        <w:t xml:space="preserve">; fuera de discurso (Belucci, 2014b, pp. 15-18). →</w:t>
       </w:r>
       <w:r>
         <w:t xml:space="preserve"> </w:t>
@@ -4310,7 +4702,7 @@
         <w:t xml:space="preserve"> </w:t>
       </w:r>
       <w:r>
-        <w:t xml:space="preserve">discute críticamente la noción de «forclusión local» (T01, p. 26, n. 53).</w:t>
+        <w:t xml:space="preserve">discute críticamente la noción de «forclusión local» (Belucci, 2014b, p. 26, n. 53).</w:t>
       </w:r>
     </w:p>
     <w:p>
@@ -4967,7 +5359,145 @@
     </w:p>
     <w:p>
       <w:pPr>
-        <w:pStyle w:val="FirstParagraph"/>
+        <w:pStyle w:val="RecuadroEsqueleto"/>
+      </w:pPr>
+      <w:r>
+        <w:rPr>
+          <w:b/>
+          <w:bCs/>
+        </w:rPr>
+        <w:t xml:space="preserve">Esqueleto de la respuesta:</w:t>
+      </w:r>
+    </w:p>
+    <w:p>
+      <w:pPr>
+        <w:pStyle w:val="RecuadroEsqueleto"/>
+      </w:pPr>
+      <w:r>
+        <w:t xml:space="preserve">1. </w:t>
+      </w:r>
+      <w:r>
+        <w:rPr>
+          <w:b/>
+          <w:bCs/>
+        </w:rPr>
+        <w:t xml:space="preserve">Tesis:</w:t>
+      </w:r>
+      <w:r>
+        <w:t xml:space="preserve"> </w:t>
+      </w:r>
+      <w:r>
+        <w:t xml:space="preserve">la represión es constitutiva de toda neurosis, pero no es igual de eficaz en las tres modalidades (Belucci, 2014b, p. 4).</w:t>
+      </w:r>
+    </w:p>
+    <w:p>
+      <w:pPr>
+        <w:pStyle w:val="RecuadroEsqueleto"/>
+      </w:pPr>
+      <w:r>
+        <w:t xml:space="preserve">2. </w:t>
+      </w:r>
+      <w:r>
+        <w:rPr>
+          <w:b/>
+          <w:bCs/>
+        </w:rPr>
+        <w:t xml:space="preserve">Histeria:</w:t>
+      </w:r>
+      <w:r>
+        <w:t xml:space="preserve"> </w:t>
+      </w:r>
+      <w:r>
+        <w:t xml:space="preserve">la represión casi alcanza; conversión; síntoma primario: asco (Freud, 1894/1996; Freud, 1926/1996).</w:t>
+      </w:r>
+    </w:p>
+    <w:p>
+      <w:pPr>
+        <w:pStyle w:val="RecuadroEsqueleto"/>
+      </w:pPr>
+      <w:r>
+        <w:t xml:space="preserve">3. </w:t>
+      </w:r>
+      <w:r>
+        <w:rPr>
+          <w:b/>
+          <w:bCs/>
+        </w:rPr>
+        <w:t xml:space="preserve">Neurosis obsesiva:</w:t>
+      </w:r>
+      <w:r>
+        <w:t xml:space="preserve"> </w:t>
+      </w:r>
+      <w:r>
+        <w:t xml:space="preserve">regresión sádico-anal → fracaso mayor de la represión → formación reactiva, aislamiento, anulación, racionalización: las «defensas obsesivas» (Belucci, s. f.-c, pp. 4-6).</w:t>
+      </w:r>
+    </w:p>
+    <w:p>
+      <w:pPr>
+        <w:pStyle w:val="RecuadroEsqueleto"/>
+      </w:pPr>
+      <w:r>
+        <w:t xml:space="preserve">4. </w:t>
+      </w:r>
+      <w:r>
+        <w:rPr>
+          <w:b/>
+          <w:bCs/>
+        </w:rPr>
+        <w:t xml:space="preserve">Fobia:</w:t>
+      </w:r>
+      <w:r>
+        <w:t xml:space="preserve"> </w:t>
+      </w:r>
+      <w:r>
+        <w:t xml:space="preserve">regresión oral, proyección y desplazamiento (padre → animal); síntoma precario → evitación e inhibición (Belucci, 2014b, p. 4).</w:t>
+      </w:r>
+    </w:p>
+    <w:p>
+      <w:pPr>
+        <w:pStyle w:val="RecuadroEsqueleto"/>
+      </w:pPr>
+      <w:r>
+        <w:t xml:space="preserve">5. </w:t>
+      </w:r>
+      <w:r>
+        <w:rPr>
+          <w:b/>
+          <w:bCs/>
+        </w:rPr>
+        <w:t xml:space="preserve">Articulación:</w:t>
+      </w:r>
+      <w:r>
+        <w:t xml:space="preserve"> </w:t>
+      </w:r>
+      <w:r>
+        <w:t xml:space="preserve">cuanto menos eficaz la represión, más procedimientos complementarios.</w:t>
+      </w:r>
+    </w:p>
+    <w:p>
+      <w:pPr>
+        <w:pStyle w:val="RecuadroEsqueleto"/>
+      </w:pPr>
+      <w:r>
+        <w:t xml:space="preserve">6. </w:t>
+      </w:r>
+      <w:r>
+        <w:rPr>
+          <w:b/>
+          <w:bCs/>
+        </w:rPr>
+        <w:t xml:space="preserve">Cierre:</w:t>
+      </w:r>
+      <w:r>
+        <w:t xml:space="preserve"> </w:t>
+      </w:r>
+      <w:r>
+        <w:t xml:space="preserve">el «estilo» defensivo de cada neurosis se lee en esa gradación.</w:t>
+      </w:r>
+    </w:p>
+    <w:p>
+      <w:pPr>
+        <w:pStyle w:val="BodyText"/>
       </w:pPr>
       <w:r>
         <w:t xml:space="preserve">La</w:t>
@@ -5002,7 +5532,7 @@
         <w:t xml:space="preserve"> </w:t>
       </w:r>
       <w:r>
-        <w:t xml:space="preserve">en las tres modalidades (T01, p. 4). En la</w:t>
+        <w:t xml:space="preserve">en las tres modalidades (Belucci, 2014b, p. 4). En la</w:t>
       </w:r>
       <w:r>
         <w:t xml:space="preserve"> </w:t>
@@ -5050,7 +5580,7 @@
         <w:t xml:space="preserve"> </w:t>
       </w:r>
       <w:r>
-        <w:t xml:space="preserve">(T01, p. 4; T02; T08). En la</w:t>
+        <w:t xml:space="preserve">(Belucci, 2014b, p. 4; Freud, 1894/1996; Freud, 1926/1996). En la</w:t>
       </w:r>
       <w:r>
         <w:t xml:space="preserve"> </w:t>
@@ -5118,7 +5648,7 @@
         <w:t xml:space="preserve">defensas obsesivas</w:t>
       </w:r>
       <w:r>
-        <w:t xml:space="preserve">» (T03, pp. 4-6; T01, p. 4; T08). En las</w:t>
+        <w:t xml:space="preserve">» (Belucci, s. f.-c, pp. 4-6; Belucci, 2014b, p. 4; Freud, 1926/1996). En las</w:t>
       </w:r>
       <w:r>
         <w:t xml:space="preserve"> </w:t>
@@ -5208,7 +5738,60 @@
         <w:t xml:space="preserve"> </w:t>
       </w:r>
       <w:r>
-        <w:t xml:space="preserve">(el padre sustituido por el animal) (T01, p. 4; T08).</w:t>
+        <w:t xml:space="preserve">(el padre sustituido por el animal) (Belucci, 2014b, p. 4; Freud, 1926/1996).</w:t>
+      </w:r>
+    </w:p>
+    <w:p>
+      <w:pPr>
+        <w:pStyle w:val="RecuadroAtencion"/>
+      </w:pPr>
+      <w:r>
+        <w:t xml:space="preserve">⚠</w:t>
+      </w:r>
+      <w:r>
+        <w:t xml:space="preserve"> </w:t>
+      </w:r>
+      <w:r>
+        <w:rPr>
+          <w:b/>
+          <w:bCs/>
+        </w:rPr>
+        <w:t xml:space="preserve">No confundir:</w:t>
+      </w:r>
+      <w:r>
+        <w:t xml:space="preserve"> </w:t>
+      </w:r>
+      <w:r>
+        <w:t xml:space="preserve">aislamiento y anulación son defensas</w:t>
+      </w:r>
+      <w:r>
+        <w:t xml:space="preserve"> </w:t>
+      </w:r>
+      <w:r>
+        <w:rPr>
+          <w:b/>
+          <w:bCs/>
+        </w:rPr>
+        <w:t xml:space="preserve">obsesivas</w:t>
+      </w:r>
+      <w:r>
+        <w:t xml:space="preserve">, no histéricas; la proyección es propia de la</w:t>
+      </w:r>
+      <w:r>
+        <w:t xml:space="preserve"> </w:t>
+      </w:r>
+      <w:r>
+        <w:rPr>
+          <w:b/>
+          <w:bCs/>
+        </w:rPr>
+        <w:t xml:space="preserve">fobia</w:t>
+      </w:r>
+      <w:r>
+        <w:t xml:space="preserve"> </w:t>
+      </w:r>
+      <w:r>
+        <w:t xml:space="preserve">(y de la paranoia), no de la histeria.</w:t>
       </w:r>
     </w:p>
     <w:bookmarkEnd w:id="26"/>
@@ -5221,13 +5804,13 @@
         <w:t xml:space="preserve">3.2 Desarrollo ampliado</w:t>
       </w:r>
     </w:p>
-    <w:bookmarkStart w:id="27" w:name="a-histeria-t01-p.-4-t02-t08-t03"/>
+    <w:bookmarkStart w:id="27" w:name="X91d8e1dc65ef40c90ac3a30cd240ac051e2c2aa"/>
     <w:p>
       <w:pPr>
         <w:pStyle w:val="Heading4"/>
       </w:pPr>
       <w:r>
-        <w:t xml:space="preserve">a) Histeria (T01, p. 4; T02; T08; T03)</w:t>
+        <w:t xml:space="preserve">a) Histeria (Belucci, 2014b, p. 4; Freud, 1894/1996; Freud, 1926/1996; Belucci, s. f.-c)</w:t>
       </w:r>
     </w:p>
     <w:p>
@@ -5249,7 +5832,7 @@
         <w:t xml:space="preserve"> </w:t>
       </w:r>
       <w:r>
-        <w:t xml:space="preserve">«la defensa casi se reduce únicamente a ella» (T01, p. 4).</w:t>
+        <w:t xml:space="preserve">«la defensa casi se reduce únicamente a ella» (Belucci, 2014b, p. 4).</w:t>
       </w:r>
     </w:p>
     <w:p>
@@ -5287,7 +5870,7 @@
         <w:t xml:space="preserve"> </w:t>
       </w:r>
       <w:r>
-        <w:t xml:space="preserve">(1901: «yo llamaría “histérica”, sin vacilar, a toda persona… en quien una ocasión de excitación sexual provoca predominante o exclusivamente sentimientos de displacer», T01, p. 4). En T08 (cap. I): el</w:t>
+        <w:t xml:space="preserve">(1901: «yo llamaría “histérica”, sin vacilar, a toda persona… en quien una ocasión de excitación sexual provoca predominante o exclusivamente sentimientos de displacer», Belucci, 2014b, p. 4). En Freud (1926/1996, cap. I): el</w:t>
       </w:r>
       <w:r>
         <w:t xml:space="preserve"> </w:t>
@@ -5325,7 +5908,7 @@
         <w:t xml:space="preserve"> </w:t>
       </w:r>
       <w:r>
-        <w:t xml:space="preserve">la histeria traspone a lo corporal la suma de excitación (T02, pp. 6-8).</w:t>
+        <w:t xml:space="preserve">la histeria traspone a lo corporal la suma de excitación (Freud, 1894/1996, pp. 6-8).</w:t>
       </w:r>
     </w:p>
     <w:p>
@@ -5341,7 +5924,7 @@
           <w:b/>
           <w:bCs/>
         </w:rPr>
-        <w:t xml:space="preserve">T08 (conclusión sobre la histeria):</w:t>
+        <w:t xml:space="preserve">Freud (1926/1996, conclusión sobre la histeria):</w:t>
       </w:r>
       <w:r>
         <w:t xml:space="preserve"> </w:t>
@@ -5385,7 +5968,7 @@
         <w:t xml:space="preserve"> </w:t>
       </w:r>
       <w:r>
-        <w:t xml:space="preserve">en la histeria es posible relegar a la amnesia una impresión traumática (T08, apartado sobre el aislamiento).</w:t>
+        <w:t xml:space="preserve">en la histeria es posible relegar a la amnesia una impresión traumática (Freud, 1926/1996, apartado sobre el aislamiento).</w:t>
       </w:r>
     </w:p>
     <w:p>
@@ -5423,7 +6006,7 @@
         <w:t xml:space="preserve"> </w:t>
       </w:r>
       <w:r>
-        <w:t xml:space="preserve">(T08, cap. VIII) y la histeria con mayor afinidad con la feminidad.</w:t>
+        <w:t xml:space="preserve">(Freud, 1926/1996, cap. VIII) y la histeria con mayor afinidad con la feminidad.</w:t>
       </w:r>
     </w:p>
     <w:p>
@@ -5445,7 +6028,7 @@
         <w:t xml:space="preserve"> </w:t>
       </w:r>
       <w:r>
-        <w:t xml:space="preserve">la histérica se mueve en el plano del deseo (T01, p. 5), toma su punto de apoyo en el deseo del Otro y denuncia las faltas (T01, p. 7): →</w:t>
+        <w:t xml:space="preserve">la histérica se mueve en el plano del deseo (Belucci, 2014b, p. 5), toma su punto de apoyo en el deseo del Otro y denuncia las faltas (Belucci, 2014b, p. 7): →</w:t>
       </w:r>
       <w:r>
         <w:t xml:space="preserve"> </w:t>
@@ -5461,13 +6044,13 @@
       </w:r>
     </w:p>
     <w:bookmarkEnd w:id="27"/>
-    <w:bookmarkStart w:id="28" w:name="Xc263af5d1ad7995f848103d67a06fa99318b298"/>
+    <w:bookmarkStart w:id="28" w:name="X85444f6f8c981ea9e2d3df355cb8394585d5e49"/>
     <w:p>
       <w:pPr>
         <w:pStyle w:val="Heading4"/>
       </w:pPr>
       <w:r>
-        <w:t xml:space="preserve">b) Neurosis obsesiva (T01, p. 4; T03, pp. 4-6; T08)</w:t>
+        <w:t xml:space="preserve">b) Neurosis obsesiva (Belucci, 2014b, p. 4; Belucci, s. f.-c, pp. 4-6; Freud, 1926/1996)</w:t>
       </w:r>
     </w:p>
     <w:p>
@@ -5489,7 +6072,7 @@
         <w:t xml:space="preserve"> </w:t>
       </w:r>
       <w:r>
-        <w:t xml:space="preserve">(T03, pp. 3-4; T08): retorno a modos de funcionamiento anteriores;</w:t>
+        <w:t xml:space="preserve">(Belucci, s. f.-c, pp. 3-4; Freud, 1926/1996): retorno a modos de funcionamiento anteriores;</w:t>
       </w:r>
       <w:r>
         <w:t xml:space="preserve"> </w:t>
@@ -5541,7 +6124,7 @@
         <w:t xml:space="preserve">regresión del genital (fálico) al estadio sádico-anal</w:t>
       </w:r>
       <w:r>
-        <w:t xml:space="preserve">: «Este hecho de la regresión continúa siendo determinante para todo lo que sigue» (T08).</w:t>
+        <w:t xml:space="preserve">: «Este hecho de la regresión continúa siendo determinante para todo lo que sigue» (Freud, 1926/1996).</w:t>
       </w:r>
       <w:r>
         <w:t xml:space="preserve"> </w:t>
@@ -5589,7 +6172,7 @@
         <w:t xml:space="preserve"> </w:t>
       </w:r>
       <w:r>
-        <w:t xml:space="preserve">(T03, p. 4): procedimiento que</w:t>
+        <w:t xml:space="preserve">(Belucci, s. f.-c, p. 4): procedimiento que</w:t>
       </w:r>
       <w:r>
         <w:t xml:space="preserve"> </w:t>
@@ -5679,7 +6262,7 @@
         <w:t xml:space="preserve"> </w:t>
       </w:r>
       <w:r>
-        <w:t xml:space="preserve">(gran gasto energético) y por las condiciones que dan a síntomas (T03, p. 4). En T08: «el yo desarrolla, en obediencia al superyó, elevadas formaciones reactivas de la conciencia moral, la compasión, la limpieza»; son</w:t>
+        <w:t xml:space="preserve">(gran gasto energético) y por las condiciones que dan a síntomas (Belucci, s. f.-c, p. 4). En Freud (1926/1996): «el yo desarrolla, en obediencia al superyó, elevadas formaciones reactivas de la conciencia moral, la compasión, la limpieza»; son</w:t>
       </w:r>
       <w:r>
         <w:t xml:space="preserve"> </w:t>
@@ -5714,7 +6297,7 @@
         <w:t xml:space="preserve"> </w:t>
       </w:r>
       <w:r>
-        <w:t xml:space="preserve">(T03, pp. 4-5; T08):</w:t>
+        <w:t xml:space="preserve">(Belucci, s. f.-c, pp. 4-5; Freud, 1926/1996):</w:t>
       </w:r>
       <w:r>
         <w:t xml:space="preserve"> </w:t>
@@ -5737,7 +6320,7 @@
           <w:b/>
           <w:bCs/>
         </w:rPr>
-        <w:t xml:space="preserve">Ejemplo (T03):</w:t>
+        <w:t xml:space="preserve">Ejemplo (Belucci, s. f.-c):</w:t>
       </w:r>
       <w:r>
         <w:t xml:space="preserve"> </w:t>
@@ -5769,7 +6352,7 @@
           <w:b/>
           <w:bCs/>
         </w:rPr>
-        <w:t xml:space="preserve">Freud (T08):</w:t>
+        <w:t xml:space="preserve">Freud (1926/1996):</w:t>
       </w:r>
       <w:r>
         <w:t xml:space="preserve"> </w:t>
@@ -5855,7 +6438,7 @@
         <w:t xml:space="preserve"> </w:t>
       </w:r>
       <w:r>
-        <w:t xml:space="preserve">(T03, p. 5; T08:</w:t>
+        <w:t xml:space="preserve">(Belucci, s. f.-c, p. 5; Freud, 1926/1996:</w:t>
       </w:r>
       <w:r>
         <w:t xml:space="preserve"> </w:t>
@@ -5907,7 +6490,7 @@
           <w:b/>
           <w:bCs/>
         </w:rPr>
-        <w:t xml:space="preserve">Freud (T08):</w:t>
+        <w:t xml:space="preserve">Freud (1926/1996):</w:t>
       </w:r>
       <w:r>
         <w:t xml:space="preserve"> </w:t>
@@ -5967,7 +6550,7 @@
         <w:t xml:space="preserve"> </w:t>
       </w:r>
       <w:r>
-        <w:t xml:space="preserve">(T03, p. 6):</w:t>
+        <w:t xml:space="preserve">(Belucci, s. f.-c, p. 6):</w:t>
       </w:r>
       <w:r>
         <w:t xml:space="preserve"> </w:t>
@@ -6057,7 +6640,7 @@
           <w:b/>
           <w:bCs/>
         </w:rPr>
-        <w:t xml:space="preserve">Lo que retorna en la obsesión (T08):</w:t>
+        <w:t xml:space="preserve">Lo que retorna en la obsesión (Freud, 1926/1996):</w:t>
       </w:r>
       <w:r>
         <w:t xml:space="preserve"> </w:t>
@@ -6169,7 +6752,7 @@
           <w:b/>
           <w:bCs/>
         </w:rPr>
-        <w:t xml:space="preserve">Defensas obsesivas (T03, p. 5):</w:t>
+        <w:t xml:space="preserve">Defensas obsesivas (Belucci, s. f.-c, p. 5):</w:t>
       </w:r>
       <w:r>
         <w:t xml:space="preserve"> </w:t>
@@ -6204,7 +6787,7 @@
           <w:b/>
           <w:bCs/>
         </w:rPr>
-        <w:t xml:space="preserve">Belucci (T01, pp. 5-6, 8):</w:t>
+        <w:t xml:space="preserve">Belucci (2014b, pp. 5-6, 8):</w:t>
       </w:r>
       <w:r>
         <w:t xml:space="preserve"> </w:t>
@@ -6265,13 +6848,13 @@
       </w:r>
     </w:p>
     <w:bookmarkEnd w:id="28"/>
-    <w:bookmarkStart w:id="29" w:name="c-fobias-t01-pp.-3-6-8-9-t08"/>
+    <w:bookmarkStart w:id="29" w:name="Xce5616d8ad2c3d8bd2904f3252cee1ee998cab5"/>
     <w:p>
       <w:pPr>
         <w:pStyle w:val="Heading4"/>
       </w:pPr>
       <w:r>
-        <w:t xml:space="preserve">c) Fobias (T01, pp. 3-6, 8-9; T08)</w:t>
+        <w:t xml:space="preserve">c) Fobias (Belucci, 2014b, pp. 3-6, 8-9; Freud, 1926/1996)</w:t>
       </w:r>
     </w:p>
     <w:p>
@@ -6293,7 +6876,7 @@
         <w:t xml:space="preserve"> </w:t>
       </w:r>
       <w:r>
-        <w:t xml:space="preserve">(T01, p. 4; T08: Hans: «ser mordido»; Hombre de los Lobos: «ser devorado»: degradación a la fase oral; T08: ser devorado por el padre = expresión regresiva de una moción tierna pasiva).</w:t>
+        <w:t xml:space="preserve">(Belucci, 2014b, p. 4; Freud, 1926/1996: Hans: «ser mordido»; Hombre de los Lobos: «ser devorado»: degradación a la fase oral; Freud, 1926/1996: ser devorado por el padre = expresión regresiva de una moción tierna pasiva).</w:t>
       </w:r>
     </w:p>
     <w:p>
@@ -6315,7 +6898,7 @@
         <w:t xml:space="preserve"> </w:t>
       </w:r>
       <w:r>
-        <w:t xml:space="preserve">(T01, p. 4; T08, apartado final de fobias): «</w:t>
+        <w:t xml:space="preserve">(Belucci, 2014b, p. 4; Freud, 1926/1996, apartado final de fobias): «</w:t>
       </w:r>
       <w:r>
         <w:rPr>
@@ -6360,7 +6943,7 @@
         <w:t xml:space="preserve"> </w:t>
       </w:r>
       <w:r>
-        <w:t xml:space="preserve">(T03, p. 6):</w:t>
+        <w:t xml:space="preserve">(Belucci, s. f.-c, p. 6):</w:t>
       </w:r>
       <w:r>
         <w:t xml:space="preserve"> </w:t>
@@ -6421,7 +7004,7 @@
         <w:t xml:space="preserve"> </w:t>
       </w:r>
       <w:r>
-        <w:t xml:space="preserve">la atribución con total certeza: erotomanía, delirio de celos, persecución) (T03, pp. 6-7). → no confundir con la proyección fóbica.</w:t>
+        <w:t xml:space="preserve">la atribución con total certeza: erotomanía, delirio de celos, persecución) (Belucci, s. f.-c, pp. 6-7). → no confundir con la proyección fóbica.</w:t>
       </w:r>
     </w:p>
     <w:p>
@@ -6443,7 +7026,7 @@
         <w:t xml:space="preserve"> </w:t>
       </w:r>
       <w:r>
-        <w:t xml:space="preserve">el padre sustituido por el animal (T08).</w:t>
+        <w:t xml:space="preserve">el padre sustituido por el animal (Freud, 1926/1996).</w:t>
       </w:r>
     </w:p>
     <w:p>
@@ -6465,7 +7048,7 @@
         <w:t xml:space="preserve"> </w:t>
       </w:r>
       <w:r>
-        <w:t xml:space="preserve">la angustia de la fobia es «facultativa» (emerge cuando se percibe el objeto); Hans se prohíbe salir; precariedad del síntoma → inhibición (T01, p. 3).</w:t>
+        <w:t xml:space="preserve">la angustia de la fobia es «facultativa» (emerge cuando se percibe el objeto); Hans se prohíbe salir; precariedad del síntoma → inhibición (Belucci, 2014b, p. 3).</w:t>
       </w:r>
     </w:p>
     <w:p>
@@ -6487,7 +7070,7 @@
         <w:t xml:space="preserve"> </w:t>
       </w:r>
       <w:r>
-        <w:t xml:space="preserve">(T01, pp. 6-9): deseo</w:t>
+        <w:t xml:space="preserve">(Belucci, 2014b, pp. 6-9): deseo</w:t>
       </w:r>
       <w:r>
         <w:t xml:space="preserve"> </w:t>
@@ -6570,17 +7153,17 @@
         <w:t xml:space="preserve"> </w:t>
       </w:r>
       <w:r>
-        <w:t xml:space="preserve">limitación para sustraerse del peligro pulsional; regresión temporal a la infancia (T08).</w:t>
+        <w:t xml:space="preserve">limitación para sustraerse del peligro pulsional; regresión temporal a la infancia (Freud, 1926/1996).</w:t>
       </w:r>
     </w:p>
     <w:bookmarkEnd w:id="29"/>
-    <w:bookmarkStart w:id="30" w:name="X2b31d6454fed8bb9a19fa81862623de03fb0d23"/>
+    <w:bookmarkStart w:id="30" w:name="X4bee580304f4ad3cda83bb7216b0da574fc9f2f"/>
     <w:p>
       <w:pPr>
         <w:pStyle w:val="Heading4"/>
       </w:pPr>
       <w:r>
-        <w:t xml:space="preserve">d) Otros procedimientos del catálogo (T03, pp. 6-8)</w:t>
+        <w:t xml:space="preserve">d) Otros procedimientos del catálogo (Belucci, s. f.-c, pp. 6-8)</w:t>
       </w:r>
     </w:p>
     <w:p>
@@ -6612,7 +7195,7 @@
         <w:t xml:space="preserve">Verneinung</w:t>
       </w:r>
       <w:r>
-        <w:t xml:space="preserve">; T03, p. 7): permitir la aparición en el discurso de un pensamiento inaceptable</w:t>
+        <w:t xml:space="preserve">; Belucci, s. f.-c, p. 7): permitir la aparición en el discurso de un pensamiento inaceptable</w:t>
       </w:r>
       <w:r>
         <w:t xml:space="preserve"> </w:t>
@@ -6695,7 +7278,7 @@
         <w:t xml:space="preserve"> </w:t>
       </w:r>
       <w:r>
-        <w:t xml:space="preserve">(T03, p. 8): «destino de pulsión»: sustituir la meta directa por otra</w:t>
+        <w:t xml:space="preserve">(Belucci, s. f.-c, p. 8): «destino de pulsión»: sustituir la meta directa por otra</w:t>
       </w:r>
       <w:r>
         <w:t xml:space="preserve"> </w:t>
@@ -6782,7 +7365,7 @@
           <w:b/>
           <w:bCs/>
         </w:rPr>
-        <w:t xml:space="preserve">Normalidad vs. neurosis (T03, p. 2):</w:t>
+        <w:t xml:space="preserve">Normalidad vs. neurosis (Belucci, s. f.-c, p. 2):</w:t>
       </w:r>
       <w:r>
         <w:t xml:space="preserve"> </w:t>
@@ -7124,7 +7707,7 @@
               <w:jc w:val="left"/>
             </w:pPr>
             <w:r>
-              <w:t xml:space="preserve">Pérdida de amor (T08)</w:t>
+              <w:t xml:space="preserve">Pérdida de amor (Freud, 1926/1996)</w:t>
             </w:r>
           </w:p>
         </w:tc>
@@ -7152,7 +7735,7 @@
               <w:t xml:space="preserve"> </w:t>
             </w:r>
             <w:r>
-              <w:t xml:space="preserve">(T08)</w:t>
+              <w:t xml:space="preserve">(Freud, 1926/1996)</w:t>
             </w:r>
           </w:p>
         </w:tc>
@@ -7174,7 +7757,7 @@
               <w:t xml:space="preserve"> </w:t>
             </w:r>
             <w:r>
-              <w:t xml:space="preserve">(T08)</w:t>
+              <w:t xml:space="preserve">(Freud, 1926/1996)</w:t>
             </w:r>
           </w:p>
         </w:tc>
@@ -7565,7 +8148,7 @@
         <w:t xml:space="preserve">Atribuir la proyección fóbica a la paranoia</w:t>
       </w:r>
       <w:r>
-        <w:t xml:space="preserve">: la proyección «normal/patológica» de T03 (paranoia) y la proyección fóbica (peligro interno → externo evitable) no son lo mismo.</w:t>
+        <w:t xml:space="preserve">: la proyección «normal/patológica» de Belucci (s. f.-c) (paranoia) y la proyección fóbica (peligro interno → externo evitable) no son lo mismo.</w:t>
       </w:r>
     </w:p>
     <w:p>
@@ -7963,7 +8546,7 @@
               <w:jc w:val="left"/>
             </w:pPr>
             <w:r>
-              <w:t xml:space="preserve">Operación del yo contra lo inconciliable; primer concepto freudiano; amplia desde 1926 (T03, p. 1)</w:t>
+              <w:t xml:space="preserve">Operación del yo contra lo inconciliable; primer concepto freudiano; amplia desde 1926 (Belucci, s. f.-c, p. 1)</w:t>
             </w:r>
           </w:p>
         </w:tc>
@@ -7993,7 +8576,7 @@
               <w:jc w:val="left"/>
             </w:pPr>
             <w:r>
-              <w:t xml:space="preserve">Desalojar de la conciencia o impedir su ingreso a un representante psíquico displacentero (T03, p. 2)</w:t>
+              <w:t xml:space="preserve">Desalojar de la conciencia o impedir su ingreso a un representante psíquico displacentero (Belucci, s. f.-c, p. 2)</w:t>
             </w:r>
           </w:p>
         </w:tc>
@@ -8023,7 +8606,7 @@
               <w:jc w:val="left"/>
             </w:pPr>
             <w:r>
-              <w:t xml:space="preserve">Núcleo del inconsciente (inferida) / constatable, por conexión asociativa (T03, p. 2)</w:t>
+              <w:t xml:space="preserve">Núcleo del inconsciente (inferida) / constatable, por conexión asociativa (Belucci, s. f.-c, p. 2)</w:t>
             </w:r>
           </w:p>
         </w:tc>
@@ -8053,7 +8636,7 @@
               <w:jc w:val="left"/>
             </w:pPr>
             <w:r>
-              <w:t xml:space="preserve">Gasto permanente que sostiene la represión (T03, p. 3)</w:t>
+              <w:t xml:space="preserve">Gasto permanente que sostiene la represión (Belucci, s. f.-c, p. 3)</w:t>
             </w:r>
           </w:p>
         </w:tc>
@@ -8083,7 +8666,7 @@
               <w:jc w:val="left"/>
             </w:pPr>
             <w:r>
-              <w:t xml:space="preserve">Retorno a modos de funcionamiento y satisfacción anteriores (T03, p. 3)</w:t>
+              <w:t xml:space="preserve">Retorno a modos de funcionamiento y satisfacción anteriores (Belucci, s. f.-c, p. 3)</w:t>
             </w:r>
           </w:p>
         </w:tc>
@@ -8113,7 +8696,7 @@
               <w:jc w:val="left"/>
             </w:pPr>
             <w:r>
-              <w:t xml:space="preserve">Libido adherida al modo anterior en el pasaje de una organización a otra (T03, p. 4)</w:t>
+              <w:t xml:space="preserve">Libido adherida al modo anterior en el pasaje de una organización a otra (Belucci, s. f.-c, p. 4)</w:t>
             </w:r>
           </w:p>
         </w:tc>
@@ -8143,7 +8726,7 @@
               <w:jc w:val="left"/>
             </w:pPr>
             <w:r>
-              <w:t xml:space="preserve">Acentuar una tendencia opuesta a otra inaceptable (T03, p. 4)</w:t>
+              <w:t xml:space="preserve">Acentuar una tendencia opuesta a otra inaceptable (Belucci, s. f.-c, p. 4)</w:t>
             </w:r>
           </w:p>
         </w:tc>
@@ -8173,7 +8756,7 @@
               <w:jc w:val="left"/>
             </w:pPr>
             <w:r>
-              <w:t xml:space="preserve">Cortar conexiones de un pensamiento/acción con otros (T03, p. 4)</w:t>
+              <w:t xml:space="preserve">Cortar conexiones de un pensamiento/acción con otros (Belucci, s. f.-c, p. 4)</w:t>
             </w:r>
           </w:p>
         </w:tc>
@@ -8203,7 +8786,7 @@
               <w:jc w:val="left"/>
             </w:pPr>
             <w:r>
-              <w:t xml:space="preserve">Cancelar actos realizados como si no hubieran ocurrido (T03, p. 5)</w:t>
+              <w:t xml:space="preserve">Cancelar actos realizados como si no hubieran ocurrido (Belucci, s. f.-c, p. 5)</w:t>
             </w:r>
           </w:p>
         </w:tc>
@@ -8233,7 +8816,7 @@
               <w:jc w:val="left"/>
             </w:pPr>
             <w:r>
-              <w:t xml:space="preserve">Explicación coherente o aceptable cuyos motivos verdaderos se desconocen (T03, p. 6)</w:t>
+              <w:t xml:space="preserve">Explicación coherente o aceptable cuyos motivos verdaderos se desconocen (Belucci, s. f.-c, p. 6)</w:t>
             </w:r>
           </w:p>
         </w:tc>
@@ -8263,7 +8846,7 @@
               <w:jc w:val="left"/>
             </w:pPr>
             <w:r>
-              <w:t xml:space="preserve">Atribuir a otro lo propio inaceptable; normal/patológica (T03, p. 6)</w:t>
+              <w:t xml:space="preserve">Atribuir a otro lo propio inaceptable; normal/patológica (Belucci, s. f.-c, p. 6)</w:t>
             </w:r>
           </w:p>
         </w:tc>
@@ -8309,7 +8892,7 @@
               <w:jc w:val="left"/>
             </w:pPr>
             <w:r>
-              <w:t xml:space="preserve">Aparece lo inaceptable con marca negativa (T03, p. 7)</w:t>
+              <w:t xml:space="preserve">Aparece lo inaceptable con marca negativa (Belucci, s. f.-c, p. 7)</w:t>
             </w:r>
           </w:p>
         </w:tc>
@@ -8355,7 +8938,7 @@
               <w:jc w:val="left"/>
             </w:pPr>
             <w:r>
-              <w:t xml:space="preserve">Registrar el hecho manteniendo la convicción contraria; escisión del yo (T03, p. 7)</w:t>
+              <w:t xml:space="preserve">Registrar el hecho manteniendo la convicción contraria; escisión del yo (Belucci, s. f.-c, p. 7)</w:t>
             </w:r>
           </w:p>
         </w:tc>
@@ -8385,7 +8968,7 @@
               <w:jc w:val="left"/>
             </w:pPr>
             <w:r>
-              <w:t xml:space="preserve">Sustituir la meta sexual por una no sexual valorada; defensa más eficaz (T03, p. 8)</w:t>
+              <w:t xml:space="preserve">Sustituir la meta sexual por una no sexual valorada; defensa más eficaz (Belucci, s. f.-c, p. 8)</w:t>
             </w:r>
           </w:p>
         </w:tc>
@@ -8415,7 +8998,7 @@
               <w:jc w:val="left"/>
             </w:pPr>
             <w:r>
-              <w:t xml:space="preserve">Operación constitutiva de la psicosis (T01, p. 16)</w:t>
+              <w:t xml:space="preserve">Operación constitutiva de la psicosis (Belucci, 2014b, p. 16)</w:t>
             </w:r>
           </w:p>
         </w:tc>
@@ -8445,7 +9028,7 @@
               <w:jc w:val="left"/>
             </w:pPr>
             <w:r>
-              <w:t xml:space="preserve">Denominación de los procedimientos desde A. Freud (1936) (T03, p. 2)</w:t>
+              <w:t xml:space="preserve">Denominación de los procedimientos desde A. Freud (1936) (Belucci, s. f.-c, p. 2)</w:t>
             </w:r>
           </w:p>
         </w:tc>

--- a/2do Año/Psicoanálisis/3_Guias_de_Estudio/Transversal_ConceptoDeDefensa_Guia.docx
+++ b/2do Año/Psicoanálisis/3_Guias_de_Estudio/Transversal_ConceptoDeDefensa_Guia.docx
@@ -5195,48 +5195,7 @@
               <w:jc w:val="left"/>
             </w:pPr>
             <w:r>
-              <w:t xml:space="preserve">(</w:t>
-            </w:r>
-            <m:oMath>
-              <m:r>
-                <m:rPr>
-                  <m:sty m:val="p"/>
-                </m:rPr>
-                <m:t>◊</m:t>
-              </m:r>
-              <m:r>
-                <m:t>a</m:t>
-              </m:r>
-              <m:r>
-                <m:rPr>
-                  <m:sty m:val="p"/>
-                </m:rPr>
-                <m:t>)</m:t>
-              </m:r>
-              <m:r>
-                <m:rPr>
-                  <m:sty m:val="p"/>
-                </m:rPr>
-                <m:t>|</m:t>
-              </m:r>
-              <m:r>
-                <m:rPr>
-                  <m:sty m:val="p"/>
-                </m:rPr>
-                <m:t>(</m:t>
-              </m:r>
-              <m:r>
-                <m:t>a</m:t>
-              </m:r>
-              <m:r>
-                <m:rPr>
-                  <m:sty m:val="p"/>
-                </m:rPr>
-                <m:t>◊</m:t>
-              </m:r>
-            </m:oMath>
-            <w:r>
-              <w:t xml:space="preserve">)</w:t>
+              <w:t xml:space="preserve">($◊a)</w:t>
             </w:r>
           </w:p>
         </w:tc>
@@ -5248,7 +5207,7 @@
               <w:jc w:val="left"/>
             </w:pPr>
             <w:r>
-              <w:t xml:space="preserve">Fracaso radical del fantasma</w:t>
+              <w:t xml:space="preserve">(a◊$)</w:t>
             </w:r>
           </w:p>
         </w:tc>
@@ -5259,6 +5218,9 @@
               <w:pStyle w:val="Compact"/>
               <w:jc w:val="left"/>
             </w:pPr>
+            <w:r>
+              <w:t xml:space="preserve">Fracaso radical del fantasma</w:t>
+            </w:r>
           </w:p>
         </w:tc>
       </w:tr>
